--- a/Unity_Kit/contents/Module07_PerformanceOptimizationAndProgrammingTechniques/Lab09_MipmappingAndCompressedTextures/Lab09_MipmappingAndCompressedTextures.docx
+++ b/Unity_Kit/contents/Module07_PerformanceOptimizationAndProgrammingTechniques/Lab09_MipmappingAndCompressedTextures/Lab09_MipmappingAndCompressedTextures.docx
@@ -1,6 +1,6 @@
 
 <file path=word/document.xml><?xml version="1.0" encoding="utf-8"?>
-<w:document xmlns:wpc="http://schemas.microsoft.com/office/word/2010/wordprocessingCanvas" xmlns:cx="http://schemas.microsoft.com/office/drawing/2014/chartex" xmlns:cx1="http://schemas.microsoft.com/office/drawing/2015/9/8/chartex" xmlns:cx2="http://schemas.microsoft.com/office/drawing/2015/10/21/chartex" xmlns:cx3="http://schemas.microsoft.com/office/drawing/2016/5/9/chartex" xmlns:cx4="http://schemas.microsoft.com/office/drawing/2016/5/10/chartex" xmlns:cx5="http://schemas.microsoft.com/office/drawing/2016/5/11/chartex" xmlns:cx6="http://schemas.microsoft.com/office/drawing/2016/5/12/chartex" xmlns:cx7="http://schemas.microsoft.com/office/drawing/2016/5/13/chartex" xmlns:cx8="http://schemas.microsoft.com/office/drawing/2016/5/14/chartex" xmlns:mc="http://schemas.openxmlformats.org/markup-compatibility/2006" xmlns:aink="http://schemas.microsoft.com/office/drawing/2016/ink" xmlns:am3d="http://schemas.microsoft.com/office/drawing/2017/model3d" xmlns:o="urn:schemas-microsoft-com:office:office" xmlns:r="http://schemas.openxmlformats.org/officeDocument/2006/relationships" xmlns:m="http://schemas.openxmlformats.org/officeDocument/2006/math" xmlns:v="urn:schemas-microsoft-com:vml" xmlns:wp14="http://schemas.microsoft.com/office/word/2010/wordprocessingDrawing" xmlns:wp="http://schemas.openxmlformats.org/drawingml/2006/wordprocessingDrawing" xmlns:w10="urn:schemas-microsoft-com:office:word" xmlns:w="http://schemas.openxmlformats.org/wordprocessingml/2006/main" xmlns:w14="http://schemas.microsoft.com/office/word/2010/wordml" xmlns:w15="http://schemas.microsoft.com/office/word/2012/wordml" xmlns:w16cid="http://schemas.microsoft.com/office/word/2016/wordml/cid" xmlns:w16se="http://schemas.microsoft.com/office/word/2015/wordml/symex" xmlns:wpg="http://schemas.microsoft.com/office/word/2010/wordprocessingGroup" xmlns:wpi="http://schemas.microsoft.com/office/word/2010/wordprocessingInk" xmlns:wne="http://schemas.microsoft.com/office/word/2006/wordml" xmlns:wps="http://schemas.microsoft.com/office/word/2010/wordprocessingShape" mc:Ignorable="w14 w15 w16se w16cid wp14">
+<w:document xmlns:wpc="http://schemas.microsoft.com/office/word/2010/wordprocessingCanvas" xmlns:cx="http://schemas.microsoft.com/office/drawing/2014/chartex" xmlns:cx1="http://schemas.microsoft.com/office/drawing/2015/9/8/chartex" xmlns:cx2="http://schemas.microsoft.com/office/drawing/2015/10/21/chartex" xmlns:cx3="http://schemas.microsoft.com/office/drawing/2016/5/9/chartex" xmlns:cx4="http://schemas.microsoft.com/office/drawing/2016/5/10/chartex" xmlns:cx5="http://schemas.microsoft.com/office/drawing/2016/5/11/chartex" xmlns:cx6="http://schemas.microsoft.com/office/drawing/2016/5/12/chartex" xmlns:cx7="http://schemas.microsoft.com/office/drawing/2016/5/13/chartex" xmlns:cx8="http://schemas.microsoft.com/office/drawing/2016/5/14/chartex" xmlns:mc="http://schemas.openxmlformats.org/markup-compatibility/2006" xmlns:aink="http://schemas.microsoft.com/office/drawing/2016/ink" xmlns:am3d="http://schemas.microsoft.com/office/drawing/2017/model3d" xmlns:o="urn:schemas-microsoft-com:office:office" xmlns:oel="http://schemas.microsoft.com/office/2019/extlst" xmlns:r="http://schemas.openxmlformats.org/officeDocument/2006/relationships" xmlns:m="http://schemas.openxmlformats.org/officeDocument/2006/math" xmlns:v="urn:schemas-microsoft-com:vml" xmlns:wp14="http://schemas.microsoft.com/office/word/2010/wordprocessingDrawing" xmlns:wp="http://schemas.openxmlformats.org/drawingml/2006/wordprocessingDrawing" xmlns:w10="urn:schemas-microsoft-com:office:word" xmlns:w="http://schemas.openxmlformats.org/wordprocessingml/2006/main" xmlns:w14="http://schemas.microsoft.com/office/word/2010/wordml" xmlns:w15="http://schemas.microsoft.com/office/word/2012/wordml" xmlns:w16cex="http://schemas.microsoft.com/office/word/2018/wordml/cex" xmlns:w16cid="http://schemas.microsoft.com/office/word/2016/wordml/cid" xmlns:w16="http://schemas.microsoft.com/office/word/2018/wordml" xmlns:w16du="http://schemas.microsoft.com/office/word/2023/wordml/word16du" xmlns:w16sdtdh="http://schemas.microsoft.com/office/word/2020/wordml/sdtdatahash" xmlns:w16sdtfl="http://schemas.microsoft.com/office/word/2024/wordml/sdtformatlock" xmlns:w16se="http://schemas.microsoft.com/office/word/2015/wordml/symex" xmlns:wpg="http://schemas.microsoft.com/office/word/2010/wordprocessingGroup" xmlns:wpi="http://schemas.microsoft.com/office/word/2010/wordprocessingInk" xmlns:wne="http://schemas.microsoft.com/office/word/2006/wordml" xmlns:wps="http://schemas.microsoft.com/office/word/2010/wordprocessingShape" mc:Ignorable="w14 w15 w16se w16cid w16 w16cex w16sdtdh w16sdtfl w16du wp14">
   <w:body>
     <w:p>
       <w:pPr>
@@ -148,7 +148,19 @@
         <w:rPr>
           <w:b/>
         </w:rPr>
-        <w:t>Issue 1.0</w:t>
+        <w:t xml:space="preserve">Issue </w:t>
+      </w:r>
+      <w:r>
+        <w:rPr>
+          <w:b/>
+        </w:rPr>
+        <w:t>2</w:t>
+      </w:r>
+      <w:r>
+        <w:rPr>
+          <w:b/>
+        </w:rPr>
+        <w:t>.0</w:t>
       </w:r>
     </w:p>
     <w:p>
@@ -716,8 +728,6 @@
           <w:docGrid w:linePitch="360"/>
         </w:sectPr>
       </w:pPr>
-      <w:bookmarkStart w:id="2" w:name="_GoBack"/>
-      <w:bookmarkEnd w:id="2"/>
       <w:r>
         <w:rPr>
           <w:b/>
@@ -729,12 +739,12 @@
       <w:pPr>
         <w:pStyle w:val="Heading1"/>
       </w:pPr>
-      <w:bookmarkStart w:id="3" w:name="_Toc36110844"/>
+      <w:bookmarkStart w:id="2" w:name="_Toc36110844"/>
       <w:r>
         <w:lastRenderedPageBreak/>
         <w:t>Introduction</w:t>
       </w:r>
-      <w:bookmarkEnd w:id="3"/>
+      <w:bookmarkEnd w:id="2"/>
     </w:p>
     <w:p>
       <w:pPr>
@@ -747,7 +757,13 @@
         <w:t>,</w:t>
       </w:r>
       <w:r>
-        <w:t xml:space="preserve"> and we wish to reduce it as much as we can. In this lab</w:t>
+        <w:t xml:space="preserve"> and we wish to reduce it</w:t>
+      </w:r>
+      <w:r>
+        <w:t>s usage</w:t>
+      </w:r>
+      <w:r>
+        <w:t xml:space="preserve"> as much as we can. In this lab</w:t>
       </w:r>
       <w:r>
         <w:t>,</w:t>
@@ -761,13 +777,16 @@
         <w:jc w:val="both"/>
       </w:pPr>
       <w:r>
-        <w:t>In the lectures</w:t>
-      </w:r>
-      <w:r>
-        <w:t>,</w:t>
-      </w:r>
-      <w:r>
-        <w:t xml:space="preserve"> we have covered the concept of mipmapping and also compressed textures, but as a brief reminder:</w:t>
+        <w:t>W</w:t>
+      </w:r>
+      <w:r>
+        <w:t>e have covered the concept</w:t>
+      </w:r>
+      <w:r>
+        <w:t>s</w:t>
+      </w:r>
+      <w:r>
+        <w:t xml:space="preserve"> of mipmapping and compressed textures, but as a brief reminder:</w:t>
       </w:r>
     </w:p>
     <w:p>
@@ -787,7 +806,19 @@
         <w:t xml:space="preserve">that </w:t>
       </w:r>
       <w:r>
-        <w:t>takes an original, full-scale, high resolution image and generates several lower-res images to accompany the original image in a set.</w:t>
+        <w:t>takes an original, full-scale, high</w:t>
+      </w:r>
+      <w:r>
+        <w:t>-</w:t>
+      </w:r>
+      <w:r>
+        <w:t>resolution image and generates several lower-res</w:t>
+      </w:r>
+      <w:r>
+        <w:t>olution</w:t>
+      </w:r>
+      <w:r>
+        <w:t xml:space="preserve"> images to accompany the original image in a set.</w:t>
       </w:r>
     </w:p>
     <w:p>
@@ -801,7 +832,13 @@
         <w:jc w:val="both"/>
       </w:pPr>
       <w:r>
-        <w:t>We can provide OpenGL ES with compressed textures that have a much smaller file size than uncompressed version, therefore saving a lot of bandwidth.</w:t>
+        <w:t>We can provide OpenGL ES with compressed textures that have a much smaller file size than</w:t>
+      </w:r>
+      <w:r>
+        <w:t xml:space="preserve"> an</w:t>
+      </w:r>
+      <w:r>
+        <w:t xml:space="preserve"> uncompressed version, therefore saving a lot of bandwidth.</w:t>
       </w:r>
     </w:p>
     <w:p>
@@ -825,12 +862,21 @@
         <w:t>“void glGenerateMipmap(GLenum target)”</w:t>
       </w:r>
       <w:r>
-        <w:t xml:space="preserve"> to load a GL_TEXTURE_2D. But in this lab</w:t>
+        <w:t xml:space="preserve"> to load a GL_TEXTURE_2D. </w:t>
+      </w:r>
+      <w:r>
+        <w:t>I</w:t>
+      </w:r>
+      <w:r>
+        <w:t>n this lab</w:t>
       </w:r>
       <w:r>
         <w:t>,</w:t>
       </w:r>
       <w:r>
+        <w:t xml:space="preserve"> however,</w:t>
+      </w:r>
+      <w:r>
         <w:t xml:space="preserve"> we will be loading our mipmapped textures manually.</w:t>
       </w:r>
     </w:p>
@@ -838,11 +884,11 @@
       <w:pPr>
         <w:pStyle w:val="Heading1"/>
       </w:pPr>
-      <w:bookmarkStart w:id="4" w:name="_Toc36110845"/>
+      <w:bookmarkStart w:id="3" w:name="_Toc36110845"/>
       <w:r>
         <w:t>New texture function</w:t>
       </w:r>
-      <w:bookmarkEnd w:id="4"/>
+      <w:bookmarkEnd w:id="3"/>
     </w:p>
     <w:p>
       <w:pPr>
@@ -1609,11 +1655,7 @@
         <w:jc w:val="both"/>
       </w:pPr>
       <w:r>
-        <w:t xml:space="preserve">We modified the function so that it now takes in the file name of the texture, as well as the level, width, and height. This is because we will need to be able to load a series of textures using the same </w:t>
-      </w:r>
-      <w:r>
-        <w:lastRenderedPageBreak/>
-        <w:t xml:space="preserve">function. When we are defining our textures for mipmapping, we have to provide the “level” argument in our call to </w:t>
+        <w:t xml:space="preserve">We modified the function so that it now takes the file name of the texture, as well as the level, width, and height. This is because we need to be able to load a series of textures using the same function. When we are defining our textures for mipmapping, we have to provide the “level” argument in our call to </w:t>
       </w:r>
       <w:r>
         <w:rPr>
@@ -1632,27 +1674,58 @@
         <w:jc w:val="both"/>
       </w:pPr>
       <w:r>
-        <w:t>Each texture is expected by OpenGL ES to be half the size of the previous one: 512 – 256 – 128</w:t>
+        <w:lastRenderedPageBreak/>
+        <w:t>Each texture is expected by OpenGL ES to be half the size of the previous one: 512</w:t>
       </w:r>
       <w:r>
         <w:t>,</w:t>
       </w:r>
       <w:r>
-        <w:t xml:space="preserve"> etc. This has to go down to and include a 1x1 texture. If </w:t>
+        <w:t xml:space="preserve"> 256</w:t>
+      </w:r>
+      <w:r>
+        <w:t>,</w:t>
+      </w:r>
+      <w:r>
+        <w:t xml:space="preserve"> 128</w:t>
+      </w:r>
+      <w:r>
+        <w:t>,</w:t>
+      </w:r>
+      <w:r>
+        <w:t xml:space="preserve"> etc. This </w:t>
       </w:r>
       <w:proofErr w:type="gramStart"/>
       <w:r>
-        <w:t>not</w:t>
+        <w:t>has to</w:t>
       </w:r>
       <w:proofErr w:type="gramEnd"/>
       <w:r>
-        <w:t xml:space="preserve"> all levels are provided</w:t>
+        <w:t xml:space="preserve"> go down to and include a 1</w:t>
+      </w:r>
+      <w:r>
+        <w:t xml:space="preserve"> </w:t>
+      </w:r>
+      <w:r>
+        <w:t>x</w:t>
+      </w:r>
+      <w:r>
+        <w:t xml:space="preserve"> </w:t>
+      </w:r>
+      <w:r>
+        <w:t>1 texture. If all levels are</w:t>
+      </w:r>
+      <w:r>
+        <w:t xml:space="preserve"> not</w:t>
+      </w:r>
+      <w:r>
+        <w:t xml:space="preserve"> provided</w:t>
       </w:r>
       <w:r>
         <w:t>,</w:t>
       </w:r>
       <w:r>
-        <w:t xml:space="preserve"> then OpenGL ES will throw errors.</w:t>
+        <w:t xml:space="preserve"> OpenGL ES will throw errors.</w:t>
       </w:r>
     </w:p>
     <w:p>
@@ -1677,18 +1750,36 @@
         <w:t>,</w:t>
       </w:r>
       <w:r>
-        <w:t xml:space="preserve"> which now includes mipmapping. We use “GL_NEAREST_MIPMAP_NEAREST” which means that is uses the mipmap that is closest in terms of size to the object without any interpolation between the two. It also uses the pixel nearest to the desired pixel in the texture, again with no interpolation.</w:t>
+        <w:t xml:space="preserve"> which now includes mipmapping. We use “GL_NEAREST_MIPMAP_NEAREST”</w:t>
+      </w:r>
+      <w:r>
+        <w:t>,</w:t>
+      </w:r>
+      <w:r>
+        <w:t xml:space="preserve"> which means that i</w:t>
+      </w:r>
+      <w:r>
+        <w:t>t</w:t>
+      </w:r>
+      <w:r>
+        <w:t xml:space="preserve"> uses the mipmap that is closest in size to the object</w:t>
+      </w:r>
+      <w:r>
+        <w:t>,</w:t>
+      </w:r>
+      <w:r>
+        <w:t xml:space="preserve"> without any interpolation between the two. It also uses the pixel nearest to the desired pixel in the texture, again with no interpolation.</w:t>
       </w:r>
     </w:p>
     <w:p>
       <w:pPr>
         <w:pStyle w:val="Heading1"/>
       </w:pPr>
-      <w:bookmarkStart w:id="5" w:name="_Toc36110846"/>
+      <w:bookmarkStart w:id="4" w:name="_Toc36110846"/>
       <w:r>
         <w:t>Loading textures</w:t>
       </w:r>
-      <w:bookmarkEnd w:id="5"/>
+      <w:bookmarkEnd w:id="4"/>
     </w:p>
     <w:p>
       <w:pPr>
@@ -2325,7 +2416,7 @@
         <w:jc w:val="both"/>
       </w:pPr>
       <w:r>
-        <w:t xml:space="preserve">We have added some code to load the textures mipmaps in our </w:t>
+        <w:t xml:space="preserve">We have added some code to load the texture mipmaps in our </w:t>
       </w:r>
       <w:r>
         <w:rPr>
@@ -2363,10 +2454,54 @@
         <w:t>“native-lib.cpp”</w:t>
       </w:r>
       <w:r>
-        <w:t>. We start by generating two texture IDs. This is because we will use the second for the compressed textures later on. We can see that we load a texture for each resolution version of the mipmaps, all the way from the full 512 x 512 down to 1x1.</w:t>
-      </w:r>
-      <w:r>
-        <w:t xml:space="preserve"> Don’t forget to instantiate texture Ids</w:t>
+        <w:t>. We start by generating two texture IDs. This is because we will use the second</w:t>
+      </w:r>
+      <w:r>
+        <w:t xml:space="preserve"> one</w:t>
+      </w:r>
+      <w:r>
+        <w:t xml:space="preserve"> for the compressed textures </w:t>
+      </w:r>
+      <w:proofErr w:type="gramStart"/>
+      <w:r>
+        <w:t>later on</w:t>
+      </w:r>
+      <w:proofErr w:type="gramEnd"/>
+      <w:r>
+        <w:t>. We can see that we load a texture for each</w:t>
+      </w:r>
+      <w:r>
+        <w:t xml:space="preserve"> mipmap</w:t>
+      </w:r>
+      <w:r>
+        <w:t xml:space="preserve"> resolution, all the way from the full 512 x 512 down to 1</w:t>
+      </w:r>
+      <w:r>
+        <w:t xml:space="preserve"> </w:t>
+      </w:r>
+      <w:r>
+        <w:t>x</w:t>
+      </w:r>
+      <w:r>
+        <w:t xml:space="preserve"> </w:t>
+      </w:r>
+      <w:r>
+        <w:t>1.</w:t>
+      </w:r>
+      <w:r>
+        <w:t xml:space="preserve"> Don’t forget to instantiate </w:t>
+      </w:r>
+      <w:r>
+        <w:t xml:space="preserve">the </w:t>
+      </w:r>
+      <w:r>
+        <w:t>texture I</w:t>
+      </w:r>
+      <w:r>
+        <w:t>D</w:t>
+      </w:r>
+      <w:r>
+        <w:t>s</w:t>
       </w:r>
       <w:r>
         <w:t xml:space="preserve"> array</w:t>
@@ -2374,6 +2509,9 @@
       <w:r>
         <w:t xml:space="preserve"> globally</w:t>
       </w:r>
+      <w:r>
+        <w:t>.</w:t>
+      </w:r>
     </w:p>
     <w:p>
       <w:pPr>
@@ -2389,18 +2527,36 @@
         <w:jc w:val="both"/>
       </w:pPr>
       <w:r>
-        <w:t xml:space="preserve">These textures were added using the asset manager in the Android SDK </w:t>
+        <w:t xml:space="preserve">These textures were added using the </w:t>
+      </w:r>
+      <w:r>
+        <w:t>A</w:t>
+      </w:r>
+      <w:r>
+        <w:t xml:space="preserve">sset </w:t>
+      </w:r>
+      <w:r>
+        <w:t>M</w:t>
+      </w:r>
+      <w:r>
+        <w:t>anager in the Android SDK</w:t>
+      </w:r>
+      <w:r>
+        <w:t>.</w:t>
+      </w:r>
+      <w:r>
+        <w:t xml:space="preserve"> </w:t>
       </w:r>
     </w:p>
     <w:p>
       <w:pPr>
         <w:pStyle w:val="Heading1"/>
       </w:pPr>
-      <w:bookmarkStart w:id="6" w:name="_Toc36110847"/>
+      <w:bookmarkStart w:id="5" w:name="_Toc36110847"/>
       <w:r>
         <w:t>Adjusting the rest of the code</w:t>
       </w:r>
-      <w:bookmarkEnd w:id="6"/>
+      <w:bookmarkEnd w:id="5"/>
     </w:p>
     <w:p>
       <w:pPr>
@@ -2463,69 +2619,69 @@
           <w:sz w:val="18"/>
           <w:szCs w:val="18"/>
         </w:rPr>
+        <w:t xml:space="preserve">                          -1.0f, -1.0f,  1.0f,</w:t>
+      </w:r>
+    </w:p>
+    <w:p>
+      <w:pPr>
+        <w:pStyle w:val="Codeblock"/>
+        <w:spacing w:after="0"/>
+        <w:rPr>
+          <w:sz w:val="18"/>
+          <w:szCs w:val="18"/>
+        </w:rPr>
+      </w:pPr>
+      <w:r>
+        <w:rPr>
+          <w:sz w:val="18"/>
+          <w:szCs w:val="18"/>
+        </w:rPr>
+        <w:t xml:space="preserve">                           1.0f, -1.0f,  1.0f,</w:t>
+      </w:r>
+    </w:p>
+    <w:p>
+      <w:pPr>
+        <w:pStyle w:val="Codeblock"/>
+        <w:spacing w:after="0"/>
+        <w:rPr>
+          <w:sz w:val="18"/>
+          <w:szCs w:val="18"/>
+        </w:rPr>
+      </w:pPr>
+      <w:r>
+        <w:rPr>
+          <w:sz w:val="18"/>
+          <w:szCs w:val="18"/>
+        </w:rPr>
+        <w:t xml:space="preserve">                          };</w:t>
+      </w:r>
+    </w:p>
+    <w:p>
+      <w:pPr>
+        <w:pStyle w:val="Codeblock"/>
+        <w:spacing w:after="0"/>
+        <w:rPr>
+          <w:sz w:val="18"/>
+          <w:szCs w:val="18"/>
+        </w:rPr>
+      </w:pPr>
+    </w:p>
+    <w:p>
+      <w:pPr>
+        <w:pStyle w:val="Codeblock"/>
+        <w:spacing w:after="0"/>
+        <w:rPr>
+          <w:sz w:val="18"/>
+          <w:szCs w:val="18"/>
+        </w:rPr>
+      </w:pPr>
+      <w:r>
+        <w:rPr>
+          <w:color w:val="005032"/>
+          <w:sz w:val="18"/>
+          <w:szCs w:val="18"/>
+        </w:rPr>
         <w:lastRenderedPageBreak/>
-        <w:t xml:space="preserve">                          -1.0f, -1.0f,  1.0f,</w:t>
-      </w:r>
-    </w:p>
-    <w:p>
-      <w:pPr>
-        <w:pStyle w:val="Codeblock"/>
-        <w:spacing w:after="0"/>
-        <w:rPr>
-          <w:sz w:val="18"/>
-          <w:szCs w:val="18"/>
-        </w:rPr>
-      </w:pPr>
-      <w:r>
-        <w:rPr>
-          <w:sz w:val="18"/>
-          <w:szCs w:val="18"/>
-        </w:rPr>
-        <w:t xml:space="preserve">                           1.0f, -1.0f,  1.0f,</w:t>
-      </w:r>
-    </w:p>
-    <w:p>
-      <w:pPr>
-        <w:pStyle w:val="Codeblock"/>
-        <w:spacing w:after="0"/>
-        <w:rPr>
-          <w:sz w:val="18"/>
-          <w:szCs w:val="18"/>
-        </w:rPr>
-      </w:pPr>
-      <w:r>
-        <w:rPr>
-          <w:sz w:val="18"/>
-          <w:szCs w:val="18"/>
-        </w:rPr>
-        <w:t xml:space="preserve">                          };</w:t>
-      </w:r>
-    </w:p>
-    <w:p>
-      <w:pPr>
-        <w:pStyle w:val="Codeblock"/>
-        <w:spacing w:after="0"/>
-        <w:rPr>
-          <w:sz w:val="18"/>
-          <w:szCs w:val="18"/>
-        </w:rPr>
-      </w:pPr>
-    </w:p>
-    <w:p>
-      <w:pPr>
-        <w:pStyle w:val="Codeblock"/>
-        <w:spacing w:after="0"/>
-        <w:rPr>
-          <w:sz w:val="18"/>
-          <w:szCs w:val="18"/>
-        </w:rPr>
-      </w:pPr>
-      <w:r>
-        <w:rPr>
-          <w:color w:val="005032"/>
-          <w:sz w:val="18"/>
-          <w:szCs w:val="18"/>
-        </w:rPr>
         <w:t>GLfloat</w:t>
       </w:r>
       <w:r>
@@ -2690,7 +2846,19 @@
         <w:jc w:val="both"/>
       </w:pPr>
       <w:r>
-        <w:t>We will need to change our visual example in order to display the effect that mipmapping has on our graphics. We will generate a single square that moves closer and further away from the screen. The mipmap will adjust as the size of the square varies.</w:t>
+        <w:t xml:space="preserve">We will need to change our visual example in order to display the effect that mipmapping has on our graphics. We will generate a single square that moves closer </w:t>
+      </w:r>
+      <w:r>
+        <w:t xml:space="preserve">to </w:t>
+      </w:r>
+      <w:r>
+        <w:t>and f</w:t>
+      </w:r>
+      <w:r>
+        <w:t>a</w:t>
+      </w:r>
+      <w:r>
+        <w:t>rther away from the screen. The mipmap will adjust as the size of the square varies.</w:t>
       </w:r>
     </w:p>
     <w:p>
@@ -2713,7 +2881,13 @@
         <w:t>,</w:t>
       </w:r>
       <w:r>
-        <w:t xml:space="preserve"> we can reduce a lot of the complex vertices and indices to a much simpler version.</w:t>
+        <w:t xml:space="preserve"> we can reduce </w:t>
+      </w:r>
+      <w:r>
+        <w:t>many of the</w:t>
+      </w:r>
+      <w:r>
+        <w:t xml:space="preserve"> complex vertices and indices to a much simpler version.</w:t>
       </w:r>
     </w:p>
     <w:p>
@@ -2786,13 +2960,25 @@
         <w:jc w:val="both"/>
       </w:pPr>
       <w:r>
-        <w:t>As we are moving the object further away</w:t>
+        <w:t>As we are moving the object f</w:t>
+      </w:r>
+      <w:r>
+        <w:t>a</w:t>
+      </w:r>
+      <w:r>
+        <w:t>rther away</w:t>
       </w:r>
       <w:r>
         <w:t>,</w:t>
       </w:r>
       <w:r>
-        <w:t xml:space="preserve"> we need to adjust the Zfar distance in the </w:t>
+        <w:t xml:space="preserve"> we need to adjust the </w:t>
+      </w:r>
+      <w:r>
+        <w:t>z-</w:t>
+      </w:r>
+      <w:r>
+        <w:t xml:space="preserve">far distance in the </w:t>
       </w:r>
       <w:r>
         <w:rPr>
@@ -2808,7 +2994,13 @@
         <w:t>,</w:t>
       </w:r>
       <w:r>
-        <w:t xml:space="preserve"> the object will get clipped before it shows some of the mipmap levels.</w:t>
+        <w:t xml:space="preserve"> the object will </w:t>
+      </w:r>
+      <w:r>
+        <w:t>be</w:t>
+      </w:r>
+      <w:r>
+        <w:t xml:space="preserve"> clipped before it shows some of the mipmap levels.</w:t>
       </w:r>
     </w:p>
     <w:p>
@@ -3010,17 +3202,68 @@
           <w:rFonts w:cs="Consolas"/>
           <w:color w:val="000000"/>
         </w:rPr>
-        <w:t>We add a few new globals too. These are: a distance global, a velocity global (how much to increase or decrease the distance by), and an integer that is used as a toggle to show whether we are using compressed textures or not.</w:t>
-      </w:r>
-    </w:p>
-    <w:p>
-      <w:pPr>
-        <w:shd w:val="clear" w:color="auto" w:fill="FFFFFF" w:themeFill="background1"/>
-        <w:spacing w:after="0"/>
+        <w:t xml:space="preserve">We </w:t>
+      </w:r>
+      <w:r>
         <w:rPr>
           <w:rFonts w:cs="Consolas"/>
           <w:color w:val="000000"/>
         </w:rPr>
+        <w:t xml:space="preserve">will </w:t>
+      </w:r>
+      <w:r>
+        <w:rPr>
+          <w:rFonts w:cs="Consolas"/>
+          <w:color w:val="000000"/>
+        </w:rPr>
+        <w:t xml:space="preserve">add new </w:t>
+      </w:r>
+      <w:proofErr w:type="spellStart"/>
+      <w:r>
+        <w:rPr>
+          <w:rFonts w:cs="Consolas"/>
+          <w:color w:val="000000"/>
+        </w:rPr>
+        <w:t>globals</w:t>
+      </w:r>
+      <w:proofErr w:type="spellEnd"/>
+      <w:r>
+        <w:rPr>
+          <w:rFonts w:cs="Consolas"/>
+          <w:color w:val="000000"/>
+        </w:rPr>
+        <w:t xml:space="preserve">. These are: a distance global, a velocity global (how much to increase or decrease the distance by), and an integer that is used as a toggle to </w:t>
+      </w:r>
+      <w:r>
+        <w:rPr>
+          <w:rFonts w:cs="Consolas"/>
+          <w:color w:val="000000"/>
+        </w:rPr>
+        <w:t>indicate</w:t>
+      </w:r>
+      <w:r>
+        <w:rPr>
+          <w:rFonts w:cs="Consolas"/>
+          <w:color w:val="000000"/>
+        </w:rPr>
+        <w:t xml:space="preserve"> </w:t>
+      </w:r>
+      <w:r>
+        <w:rPr>
+          <w:rFonts w:cs="Consolas"/>
+          <w:color w:val="000000"/>
+        </w:rPr>
+        <w:t>whether we are using compressed textures.</w:t>
+      </w:r>
+    </w:p>
+    <w:p>
+      <w:pPr>
+        <w:shd w:val="clear" w:color="auto" w:fill="FFFFFF" w:themeFill="background1"/>
+        <w:spacing w:after="0"/>
+        <w:rPr>
+          <w:rFonts w:cs="Consolas"/>
+          <w:color w:val="000000"/>
+        </w:rPr>
       </w:pPr>
     </w:p>
     <w:p>
@@ -3053,7 +3296,31 @@
         <w:spacing w:after="0"/>
       </w:pPr>
       <w:r>
-        <w:t>Another adjustment we must make is to the translation function. We need to make it take into account our new distance variable and remove the rotation functions as we are not using angle anymore.</w:t>
+        <w:t xml:space="preserve">Another adjustment we must make is to the translation function. We need it </w:t>
+      </w:r>
+      <w:r>
+        <w:t xml:space="preserve">to </w:t>
+      </w:r>
+      <w:r>
+        <w:t xml:space="preserve">take </w:t>
+      </w:r>
+      <w:r>
+        <w:t xml:space="preserve">our new distance variable </w:t>
+      </w:r>
+      <w:r>
+        <w:t>into account and remove the rotation functions</w:t>
+      </w:r>
+      <w:r>
+        <w:t>,</w:t>
+      </w:r>
+      <w:r>
+        <w:t xml:space="preserve"> as we are no</w:t>
+      </w:r>
+      <w:r>
+        <w:t xml:space="preserve"> longer</w:t>
+      </w:r>
+      <w:r>
+        <w:t xml:space="preserve"> using angle.</w:t>
       </w:r>
     </w:p>
     <w:p>
@@ -3281,19 +3548,30 @@
         <w:t>,</w:t>
       </w:r>
       <w:r>
-        <w:t xml:space="preserve"> and once the distance falls outside of this range, we toggle as to whether we are using compressed textures, and the sign of the velocity to make the object move in the opposite direction. We also change the sampler location from 0 to compressed. This will have been touched on in the lectures.</w:t>
+        <w:t xml:space="preserve"> and once the distance falls outside this range, we toggle  whether we are using compressed textures and </w:t>
+      </w:r>
+      <w:r>
+        <w:t xml:space="preserve">change </w:t>
+      </w:r>
+      <w:r>
+        <w:t xml:space="preserve">the sign of the velocity to make the object move in the opposite direction. We also change the sampler location from </w:t>
+      </w:r>
+      <w:r>
+        <w:t>zero</w:t>
+      </w:r>
+      <w:r>
+        <w:t xml:space="preserve"> to compressed. </w:t>
       </w:r>
     </w:p>
     <w:p>
       <w:pPr>
         <w:pStyle w:val="Heading1"/>
       </w:pPr>
-      <w:bookmarkStart w:id="7" w:name="_Toc36110848"/>
-      <w:r>
-        <w:lastRenderedPageBreak/>
+      <w:bookmarkStart w:id="6" w:name="_Toc36110848"/>
+      <w:r>
         <w:t>Compressed texture loading</w:t>
       </w:r>
-      <w:bookmarkEnd w:id="7"/>
+      <w:bookmarkEnd w:id="6"/>
     </w:p>
     <w:p>
       <w:pPr>
@@ -3324,6 +3602,7 @@
           <w:sz w:val="18"/>
           <w:szCs w:val="18"/>
         </w:rPr>
+        <w:lastRenderedPageBreak/>
         <w:t>void</w:t>
       </w:r>
       <w:r>
@@ -4406,15 +4685,9 @@
           <w:iCs/>
           <w:color w:val="000000"/>
         </w:rPr>
-        <w:t>“loadCompressedTexture”</w:t>
-      </w:r>
-      <w:r>
-        <w:rPr>
-          <w:rFonts w:cs="Consolas"/>
-          <w:color w:val="000000"/>
-        </w:rPr>
-        <w:t xml:space="preserve"> function is a bit more complicated than the original </w:t>
-      </w:r>
+        <w:t>“</w:t>
+      </w:r>
+      <w:proofErr w:type="spellStart"/>
       <w:r>
         <w:rPr>
           <w:rFonts w:cs="Consolas"/>
@@ -4422,87 +4695,9 @@
           <w:iCs/>
           <w:color w:val="000000"/>
         </w:rPr>
-        <w:t xml:space="preserve">“loadTexture” </w:t>
-      </w:r>
-      <w:r>
-        <w:rPr>
-          <w:rFonts w:cs="Consolas"/>
-          <w:color w:val="000000"/>
-        </w:rPr>
-        <w:t>function. This is because we are using the ETC file format instead of raw. We should be familiar with the ETC format as we have looked at it in the lecture.</w:t>
-      </w:r>
-    </w:p>
-    <w:p>
-      <w:pPr>
-        <w:shd w:val="clear" w:color="auto" w:fill="FFFFFF" w:themeFill="background1"/>
-        <w:spacing w:after="0"/>
-        <w:jc w:val="both"/>
-        <w:rPr>
-          <w:rFonts w:cs="Consolas"/>
-          <w:color w:val="000000"/>
-        </w:rPr>
-      </w:pPr>
-    </w:p>
-    <w:p>
-      <w:pPr>
-        <w:shd w:val="clear" w:color="auto" w:fill="FFFFFF" w:themeFill="background1"/>
-        <w:spacing w:after="0"/>
-        <w:jc w:val="both"/>
-        <w:rPr>
-          <w:rFonts w:cs="Consolas"/>
-          <w:color w:val="000000"/>
-        </w:rPr>
-      </w:pPr>
-      <w:r>
-        <w:rPr>
-          <w:rFonts w:cs="Consolas"/>
-          <w:color w:val="000000"/>
-        </w:rPr>
-        <w:t>We extract the relevant parts from the corresponding position in a typical ETC file</w:t>
-      </w:r>
-      <w:r>
-        <w:rPr>
-          <w:rFonts w:cs="Consolas"/>
-          <w:color w:val="000000"/>
-        </w:rPr>
-        <w:t>—</w:t>
-      </w:r>
-      <w:r>
-        <w:rPr>
-          <w:rFonts w:cs="Consolas"/>
-          <w:color w:val="000000"/>
-        </w:rPr>
-        <w:t>if you have forgotten the format of an ETC file refer back to the lecture!</w:t>
-      </w:r>
-    </w:p>
-    <w:p>
-      <w:pPr>
-        <w:shd w:val="clear" w:color="auto" w:fill="FFFFFF" w:themeFill="background1"/>
-        <w:spacing w:after="0"/>
-        <w:jc w:val="both"/>
-        <w:rPr>
-          <w:rFonts w:cs="Consolas"/>
-          <w:color w:val="000000"/>
-        </w:rPr>
-      </w:pPr>
-    </w:p>
-    <w:p>
-      <w:pPr>
-        <w:shd w:val="clear" w:color="auto" w:fill="FFFFFF" w:themeFill="background1"/>
-        <w:spacing w:after="0"/>
-        <w:jc w:val="both"/>
-        <w:rPr>
-          <w:rFonts w:cs="Consolas"/>
-          <w:color w:val="000000"/>
-        </w:rPr>
-      </w:pPr>
-      <w:r>
-        <w:rPr>
-          <w:rFonts w:cs="Consolas"/>
-          <w:color w:val="000000"/>
-        </w:rPr>
-        <w:t xml:space="preserve">Other than the extraction of data from the ETC file being different, the function is similar to the </w:t>
-      </w:r>
+        <w:t>loadCompressedTexture</w:t>
+      </w:r>
+      <w:proofErr w:type="spellEnd"/>
       <w:r>
         <w:rPr>
           <w:rFonts w:cs="Consolas"/>
@@ -4510,31 +4705,37 @@
           <w:iCs/>
           <w:color w:val="000000"/>
         </w:rPr>
-        <w:t>“loadTexture”</w:t>
+        <w:t>”</w:t>
       </w:r>
       <w:r>
         <w:rPr>
           <w:rFonts w:cs="Consolas"/>
           <w:color w:val="000000"/>
         </w:rPr>
-        <w:t xml:space="preserve"> function.</w:t>
-      </w:r>
-    </w:p>
-    <w:p>
-      <w:pPr>
-        <w:shd w:val="clear" w:color="auto" w:fill="FFFFFF" w:themeFill="background1"/>
-        <w:spacing w:after="0"/>
-        <w:jc w:val="both"/>
+        <w:t xml:space="preserve"> function is more complicated than the original </w:t>
+      </w:r>
+      <w:r>
+        <w:rPr>
+          <w:rFonts w:cs="Consolas"/>
+          <w:i/>
+          <w:iCs/>
+          <w:color w:val="000000"/>
+        </w:rPr>
+        <w:t xml:space="preserve">“loadTexture” </w:t>
+      </w:r>
+      <w:r>
         <w:rPr>
           <w:rFonts w:cs="Consolas"/>
           <w:color w:val="000000"/>
         </w:rPr>
-      </w:pPr>
+        <w:t xml:space="preserve">function. This is because we are using the ETC file format instead of raw. </w:t>
+      </w:r>
     </w:p>
     <w:p>
       <w:pPr>
         <w:shd w:val="clear" w:color="auto" w:fill="FFFFFF" w:themeFill="background1"/>
         <w:spacing w:after="0"/>
+        <w:jc w:val="both"/>
         <w:rPr>
           <w:rFonts w:cs="Consolas"/>
           <w:color w:val="000000"/>
@@ -4545,31 +4746,122 @@
       <w:pPr>
         <w:shd w:val="clear" w:color="auto" w:fill="FFFFFF" w:themeFill="background1"/>
         <w:spacing w:after="0"/>
+        <w:jc w:val="both"/>
         <w:rPr>
           <w:rFonts w:cs="Consolas"/>
           <w:color w:val="000000"/>
         </w:rPr>
       </w:pPr>
-    </w:p>
-    <w:p>
-      <w:pPr>
-        <w:shd w:val="clear" w:color="auto" w:fill="FFFFFF" w:themeFill="background1"/>
-        <w:spacing w:after="0"/>
+      <w:r>
         <w:rPr>
           <w:rFonts w:cs="Consolas"/>
           <w:color w:val="000000"/>
         </w:rPr>
+        <w:t>We extract the relevant parts from the corresponding position in a typical ETC file</w:t>
+      </w:r>
+      <w:r>
+        <w:rPr>
+          <w:rFonts w:cs="Consolas"/>
+          <w:color w:val="000000"/>
+        </w:rPr>
+        <w:t>.</w:t>
+      </w:r>
+    </w:p>
+    <w:p>
+      <w:pPr>
+        <w:shd w:val="clear" w:color="auto" w:fill="FFFFFF" w:themeFill="background1"/>
+        <w:spacing w:after="0"/>
+        <w:jc w:val="both"/>
+        <w:rPr>
+          <w:rFonts w:cs="Consolas"/>
+          <w:color w:val="000000"/>
+        </w:rPr>
+      </w:pPr>
+    </w:p>
+    <w:p>
+      <w:pPr>
+        <w:shd w:val="clear" w:color="auto" w:fill="FFFFFF" w:themeFill="background1"/>
+        <w:spacing w:after="0"/>
+        <w:jc w:val="both"/>
+        <w:rPr>
+          <w:rFonts w:cs="Consolas"/>
+          <w:color w:val="000000"/>
+        </w:rPr>
+      </w:pPr>
+      <w:r>
+        <w:rPr>
+          <w:rFonts w:cs="Consolas"/>
+          <w:color w:val="000000"/>
+        </w:rPr>
+        <w:t xml:space="preserve">Other than the extraction of data from the ETC file being different, the function is similar to the </w:t>
+      </w:r>
+      <w:r>
+        <w:rPr>
+          <w:rFonts w:cs="Consolas"/>
+          <w:i/>
+          <w:iCs/>
+          <w:color w:val="000000"/>
+        </w:rPr>
+        <w:t>“loadTexture”</w:t>
+      </w:r>
+      <w:r>
+        <w:rPr>
+          <w:rFonts w:cs="Consolas"/>
+          <w:color w:val="000000"/>
+        </w:rPr>
+        <w:t xml:space="preserve"> function.</w:t>
+      </w:r>
+    </w:p>
+    <w:p>
+      <w:pPr>
+        <w:shd w:val="clear" w:color="auto" w:fill="FFFFFF" w:themeFill="background1"/>
+        <w:spacing w:after="0"/>
+        <w:jc w:val="both"/>
+        <w:rPr>
+          <w:rFonts w:cs="Consolas"/>
+          <w:color w:val="000000"/>
+        </w:rPr>
+      </w:pPr>
+    </w:p>
+    <w:p>
+      <w:pPr>
+        <w:shd w:val="clear" w:color="auto" w:fill="FFFFFF" w:themeFill="background1"/>
+        <w:spacing w:after="0"/>
+        <w:rPr>
+          <w:rFonts w:cs="Consolas"/>
+          <w:color w:val="000000"/>
+        </w:rPr>
+      </w:pPr>
+    </w:p>
+    <w:p>
+      <w:pPr>
+        <w:shd w:val="clear" w:color="auto" w:fill="FFFFFF" w:themeFill="background1"/>
+        <w:spacing w:after="0"/>
+        <w:rPr>
+          <w:rFonts w:cs="Consolas"/>
+          <w:color w:val="000000"/>
+        </w:rPr>
+      </w:pPr>
+    </w:p>
+    <w:p>
+      <w:pPr>
+        <w:shd w:val="clear" w:color="auto" w:fill="FFFFFF" w:themeFill="background1"/>
+        <w:spacing w:after="0"/>
+        <w:rPr>
+          <w:rFonts w:cs="Consolas"/>
+          <w:color w:val="000000"/>
+        </w:rPr>
       </w:pPr>
     </w:p>
     <w:p>
       <w:pPr>
         <w:pStyle w:val="Heading1"/>
       </w:pPr>
-      <w:bookmarkStart w:id="8" w:name="_Toc36110849"/>
+      <w:bookmarkStart w:id="7" w:name="_Toc36110849"/>
       <w:r>
         <w:t>Final bit of code</w:t>
       </w:r>
-      <w:bookmarkEnd w:id="8"/>
+      <w:bookmarkEnd w:id="7"/>
     </w:p>
     <w:p>
       <w:pPr>
@@ -5202,14 +5494,36 @@
         <w:t xml:space="preserve">“loadCompressedTexture” </w:t>
       </w:r>
       <w:r>
-        <w:t xml:space="preserve">function. WE call </w:t>
+        <w:t>function. W</w:t>
+      </w:r>
+      <w:r>
+        <w:t>e</w:t>
+      </w:r>
+      <w:r>
+        <w:t xml:space="preserve"> call </w:t>
       </w:r>
       <w:r>
         <w:rPr>
           <w:i/>
           <w:iCs/>
         </w:rPr>
-        <w:t xml:space="preserve">“glActivetexture” </w:t>
+        <w:t>“</w:t>
+      </w:r>
+      <w:proofErr w:type="spellStart"/>
+      <w:r>
+        <w:rPr>
+          <w:i/>
+          <w:iCs/>
+        </w:rPr>
+        <w:t>glActivetexture</w:t>
+      </w:r>
+      <w:proofErr w:type="spellEnd"/>
+      <w:r>
+        <w:rPr>
+          <w:i/>
+          <w:iCs/>
+        </w:rPr>
+        <w:t xml:space="preserve">” </w:t>
       </w:r>
       <w:r>
         <w:t>with “GL_TEXTURE1” and then bind the second texture ID to it. This means that we have all the original textures on GL_TEXTURE0 and all the compressed textures on GL_TEXTURE1.</w:t>
@@ -5229,7 +5543,13 @@
         <w:jc w:val="both"/>
       </w:pPr>
       <w:r>
-        <w:t>We mentioned that we have a variable known</w:t>
+        <w:t xml:space="preserve">We mentioned that we have a </w:t>
+      </w:r>
+      <w:r>
+        <w:t xml:space="preserve">known </w:t>
+      </w:r>
+      <w:r>
+        <w:t>variable</w:t>
       </w:r>
       <w:r>
         <w:t>,</w:t>
@@ -5241,19 +5561,69 @@
         <w:t>,</w:t>
       </w:r>
       <w:r>
-        <w:t xml:space="preserve"> you should see a square that goes further into the distance. The first texture you should see has a </w:t>
-      </w:r>
-      <w:r>
-        <w:t>1</w:t>
-      </w:r>
-      <w:r>
-        <w:t xml:space="preserve"> on it. The textures should then count up to 5. Each number responds to the mipmap level that OpenGL ES is currently using. The square should then move closer again counting down from 5 to 0. That is all there is to compressed textures and mipmapping</w:t>
-      </w:r>
-      <w:r>
-        <w:t>;</w:t>
-      </w:r>
-      <w:r>
-        <w:t xml:space="preserve"> use these new techniques to reduce the bandwidth in all your applications.</w:t>
+        <w:t xml:space="preserve"> you should see a square that goes f</w:t>
+      </w:r>
+      <w:r>
+        <w:t>a</w:t>
+      </w:r>
+      <w:r>
+        <w:t xml:space="preserve">rther into the distance. The first texture you should see has a </w:t>
+      </w:r>
+      <w:r>
+        <w:t>one</w:t>
+      </w:r>
+      <w:r>
+        <w:t xml:space="preserve"> on it. The textures should then </w:t>
+      </w:r>
+      <w:proofErr w:type="gramStart"/>
+      <w:r>
+        <w:t>count up</w:t>
+      </w:r>
+      <w:proofErr w:type="gramEnd"/>
+      <w:r>
+        <w:t xml:space="preserve"> to </w:t>
+      </w:r>
+      <w:r>
+        <w:t>five</w:t>
+      </w:r>
+      <w:r>
+        <w:t xml:space="preserve">. Each number </w:t>
+      </w:r>
+      <w:r>
+        <w:t>cor</w:t>
+      </w:r>
+      <w:r>
+        <w:t>responds to the mipmap level that OpenGL ES is currently using. The square should then move closer again</w:t>
+      </w:r>
+      <w:r>
+        <w:t>,</w:t>
+      </w:r>
+      <w:r>
+        <w:t xml:space="preserve"> counting down from </w:t>
+      </w:r>
+      <w:r>
+        <w:t>five</w:t>
+      </w:r>
+      <w:r>
+        <w:t xml:space="preserve"> to </w:t>
+      </w:r>
+      <w:r>
+        <w:t>zero</w:t>
+      </w:r>
+      <w:r>
+        <w:t>. That is all there is to compressed textures and mipmapping</w:t>
+      </w:r>
+      <w:r>
+        <w:t>.</w:t>
+      </w:r>
+      <w:r>
+        <w:t xml:space="preserve"> </w:t>
+      </w:r>
+      <w:r>
+        <w:t>U</w:t>
+      </w:r>
+      <w:r>
+        <w:t>se these new techniques to reduce the bandwidth in all your applications.</w:t>
       </w:r>
     </w:p>
     <w:p>
@@ -5276,7 +5646,7 @@
 </file>
 
 <file path=word/endnotes.xml><?xml version="1.0" encoding="utf-8"?>
-<w:endnotes xmlns:wpc="http://schemas.microsoft.com/office/word/2010/wordprocessingCanvas" xmlns:cx="http://schemas.microsoft.com/office/drawing/2014/chartex" xmlns:cx1="http://schemas.microsoft.com/office/drawing/2015/9/8/chartex" xmlns:cx2="http://schemas.microsoft.com/office/drawing/2015/10/21/chartex" xmlns:cx3="http://schemas.microsoft.com/office/drawing/2016/5/9/chartex" xmlns:cx4="http://schemas.microsoft.com/office/drawing/2016/5/10/chartex" xmlns:cx5="http://schemas.microsoft.com/office/drawing/2016/5/11/chartex" xmlns:cx6="http://schemas.microsoft.com/office/drawing/2016/5/12/chartex" xmlns:cx7="http://schemas.microsoft.com/office/drawing/2016/5/13/chartex" xmlns:cx8="http://schemas.microsoft.com/office/drawing/2016/5/14/chartex" xmlns:mc="http://schemas.openxmlformats.org/markup-compatibility/2006" xmlns:aink="http://schemas.microsoft.com/office/drawing/2016/ink" xmlns:am3d="http://schemas.microsoft.com/office/drawing/2017/model3d" xmlns:o="urn:schemas-microsoft-com:office:office" xmlns:r="http://schemas.openxmlformats.org/officeDocument/2006/relationships" xmlns:m="http://schemas.openxmlformats.org/officeDocument/2006/math" xmlns:v="urn:schemas-microsoft-com:vml" xmlns:wp14="http://schemas.microsoft.com/office/word/2010/wordprocessingDrawing" xmlns:wp="http://schemas.openxmlformats.org/drawingml/2006/wordprocessingDrawing" xmlns:w10="urn:schemas-microsoft-com:office:word" xmlns:w="http://schemas.openxmlformats.org/wordprocessingml/2006/main" xmlns:w14="http://schemas.microsoft.com/office/word/2010/wordml" xmlns:w15="http://schemas.microsoft.com/office/word/2012/wordml" xmlns:w16cid="http://schemas.microsoft.com/office/word/2016/wordml/cid" xmlns:w16se="http://schemas.microsoft.com/office/word/2015/wordml/symex" xmlns:wpg="http://schemas.microsoft.com/office/word/2010/wordprocessingGroup" xmlns:wpi="http://schemas.microsoft.com/office/word/2010/wordprocessingInk" xmlns:wne="http://schemas.microsoft.com/office/word/2006/wordml" xmlns:wps="http://schemas.microsoft.com/office/word/2010/wordprocessingShape" mc:Ignorable="w14 w15 w16se w16cid wp14">
+<w:endnotes xmlns:wpc="http://schemas.microsoft.com/office/word/2010/wordprocessingCanvas" xmlns:cx="http://schemas.microsoft.com/office/drawing/2014/chartex" xmlns:cx1="http://schemas.microsoft.com/office/drawing/2015/9/8/chartex" xmlns:cx2="http://schemas.microsoft.com/office/drawing/2015/10/21/chartex" xmlns:cx3="http://schemas.microsoft.com/office/drawing/2016/5/9/chartex" xmlns:cx4="http://schemas.microsoft.com/office/drawing/2016/5/10/chartex" xmlns:cx5="http://schemas.microsoft.com/office/drawing/2016/5/11/chartex" xmlns:cx6="http://schemas.microsoft.com/office/drawing/2016/5/12/chartex" xmlns:cx7="http://schemas.microsoft.com/office/drawing/2016/5/13/chartex" xmlns:cx8="http://schemas.microsoft.com/office/drawing/2016/5/14/chartex" xmlns:mc="http://schemas.openxmlformats.org/markup-compatibility/2006" xmlns:aink="http://schemas.microsoft.com/office/drawing/2016/ink" xmlns:am3d="http://schemas.microsoft.com/office/drawing/2017/model3d" xmlns:o="urn:schemas-microsoft-com:office:office" xmlns:oel="http://schemas.microsoft.com/office/2019/extlst" xmlns:r="http://schemas.openxmlformats.org/officeDocument/2006/relationships" xmlns:m="http://schemas.openxmlformats.org/officeDocument/2006/math" xmlns:v="urn:schemas-microsoft-com:vml" xmlns:wp14="http://schemas.microsoft.com/office/word/2010/wordprocessingDrawing" xmlns:wp="http://schemas.openxmlformats.org/drawingml/2006/wordprocessingDrawing" xmlns:w10="urn:schemas-microsoft-com:office:word" xmlns:w="http://schemas.openxmlformats.org/wordprocessingml/2006/main" xmlns:w14="http://schemas.microsoft.com/office/word/2010/wordml" xmlns:w15="http://schemas.microsoft.com/office/word/2012/wordml" xmlns:w16cex="http://schemas.microsoft.com/office/word/2018/wordml/cex" xmlns:w16cid="http://schemas.microsoft.com/office/word/2016/wordml/cid" xmlns:w16="http://schemas.microsoft.com/office/word/2018/wordml" xmlns:w16du="http://schemas.microsoft.com/office/word/2023/wordml/word16du" xmlns:w16sdtdh="http://schemas.microsoft.com/office/word/2020/wordml/sdtdatahash" xmlns:w16sdtfl="http://schemas.microsoft.com/office/word/2024/wordml/sdtformatlock" xmlns:w16se="http://schemas.microsoft.com/office/word/2015/wordml/symex" xmlns:wpg="http://schemas.microsoft.com/office/word/2010/wordprocessingGroup" xmlns:wpi="http://schemas.microsoft.com/office/word/2010/wordprocessingInk" xmlns:wne="http://schemas.microsoft.com/office/word/2006/wordml" xmlns:wps="http://schemas.microsoft.com/office/word/2010/wordprocessingShape" mc:Ignorable="w14 w15 w16se w16cid w16 w16cex w16sdtdh w16sdtfl w16du wp14">
   <w:endnote w:type="separator" w:id="-1">
     <w:p>
       <w:pPr>
@@ -5301,7 +5671,7 @@
 </file>
 
 <file path=word/footer1.xml><?xml version="1.0" encoding="utf-8"?>
-<w:ftr xmlns:wpc="http://schemas.microsoft.com/office/word/2010/wordprocessingCanvas" xmlns:cx="http://schemas.microsoft.com/office/drawing/2014/chartex" xmlns:cx1="http://schemas.microsoft.com/office/drawing/2015/9/8/chartex" xmlns:cx2="http://schemas.microsoft.com/office/drawing/2015/10/21/chartex" xmlns:cx3="http://schemas.microsoft.com/office/drawing/2016/5/9/chartex" xmlns:cx4="http://schemas.microsoft.com/office/drawing/2016/5/10/chartex" xmlns:cx5="http://schemas.microsoft.com/office/drawing/2016/5/11/chartex" xmlns:cx6="http://schemas.microsoft.com/office/drawing/2016/5/12/chartex" xmlns:cx7="http://schemas.microsoft.com/office/drawing/2016/5/13/chartex" xmlns:cx8="http://schemas.microsoft.com/office/drawing/2016/5/14/chartex" xmlns:mc="http://schemas.openxmlformats.org/markup-compatibility/2006" xmlns:aink="http://schemas.microsoft.com/office/drawing/2016/ink" xmlns:am3d="http://schemas.microsoft.com/office/drawing/2017/model3d" xmlns:o="urn:schemas-microsoft-com:office:office" xmlns:r="http://schemas.openxmlformats.org/officeDocument/2006/relationships" xmlns:m="http://schemas.openxmlformats.org/officeDocument/2006/math" xmlns:v="urn:schemas-microsoft-com:vml" xmlns:wp14="http://schemas.microsoft.com/office/word/2010/wordprocessingDrawing" xmlns:wp="http://schemas.openxmlformats.org/drawingml/2006/wordprocessingDrawing" xmlns:w10="urn:schemas-microsoft-com:office:word" xmlns:w="http://schemas.openxmlformats.org/wordprocessingml/2006/main" xmlns:w14="http://schemas.microsoft.com/office/word/2010/wordml" xmlns:w15="http://schemas.microsoft.com/office/word/2012/wordml" xmlns:w16cid="http://schemas.microsoft.com/office/word/2016/wordml/cid" xmlns:w16se="http://schemas.microsoft.com/office/word/2015/wordml/symex" xmlns:wpg="http://schemas.microsoft.com/office/word/2010/wordprocessingGroup" xmlns:wpi="http://schemas.microsoft.com/office/word/2010/wordprocessingInk" xmlns:wne="http://schemas.microsoft.com/office/word/2006/wordml" xmlns:wps="http://schemas.microsoft.com/office/word/2010/wordprocessingShape" mc:Ignorable="w14 w15 w16se w16cid wp14">
+<w:ftr xmlns:wpc="http://schemas.microsoft.com/office/word/2010/wordprocessingCanvas" xmlns:cx="http://schemas.microsoft.com/office/drawing/2014/chartex" xmlns:cx1="http://schemas.microsoft.com/office/drawing/2015/9/8/chartex" xmlns:cx2="http://schemas.microsoft.com/office/drawing/2015/10/21/chartex" xmlns:cx3="http://schemas.microsoft.com/office/drawing/2016/5/9/chartex" xmlns:cx4="http://schemas.microsoft.com/office/drawing/2016/5/10/chartex" xmlns:cx5="http://schemas.microsoft.com/office/drawing/2016/5/11/chartex" xmlns:cx6="http://schemas.microsoft.com/office/drawing/2016/5/12/chartex" xmlns:cx7="http://schemas.microsoft.com/office/drawing/2016/5/13/chartex" xmlns:cx8="http://schemas.microsoft.com/office/drawing/2016/5/14/chartex" xmlns:mc="http://schemas.openxmlformats.org/markup-compatibility/2006" xmlns:aink="http://schemas.microsoft.com/office/drawing/2016/ink" xmlns:am3d="http://schemas.microsoft.com/office/drawing/2017/model3d" xmlns:o="urn:schemas-microsoft-com:office:office" xmlns:oel="http://schemas.microsoft.com/office/2019/extlst" xmlns:r="http://schemas.openxmlformats.org/officeDocument/2006/relationships" xmlns:m="http://schemas.openxmlformats.org/officeDocument/2006/math" xmlns:v="urn:schemas-microsoft-com:vml" xmlns:wp14="http://schemas.microsoft.com/office/word/2010/wordprocessingDrawing" xmlns:wp="http://schemas.openxmlformats.org/drawingml/2006/wordprocessingDrawing" xmlns:w10="urn:schemas-microsoft-com:office:word" xmlns:w="http://schemas.openxmlformats.org/wordprocessingml/2006/main" xmlns:w14="http://schemas.microsoft.com/office/word/2010/wordml" xmlns:w15="http://schemas.microsoft.com/office/word/2012/wordml" xmlns:w16cex="http://schemas.microsoft.com/office/word/2018/wordml/cex" xmlns:w16cid="http://schemas.microsoft.com/office/word/2016/wordml/cid" xmlns:w16="http://schemas.microsoft.com/office/word/2018/wordml" xmlns:w16du="http://schemas.microsoft.com/office/word/2023/wordml/word16du" xmlns:w16sdtdh="http://schemas.microsoft.com/office/word/2020/wordml/sdtdatahash" xmlns:w16sdtfl="http://schemas.microsoft.com/office/word/2024/wordml/sdtformatlock" xmlns:w16se="http://schemas.microsoft.com/office/word/2015/wordml/symex" xmlns:wpg="http://schemas.microsoft.com/office/word/2010/wordprocessingGroup" xmlns:wpi="http://schemas.microsoft.com/office/word/2010/wordprocessingInk" xmlns:wne="http://schemas.microsoft.com/office/word/2006/wordml" xmlns:wps="http://schemas.microsoft.com/office/word/2010/wordprocessingShape" mc:Ignorable="w14 w15 w16se w16cid w16 w16cex w16sdtdh w16sdtfl w16du wp14">
   <w:p>
     <w:pPr>
       <w:pStyle w:val="Footer"/>
@@ -5323,7 +5693,7 @@
 </file>
 
 <file path=word/footer2.xml><?xml version="1.0" encoding="utf-8"?>
-<w:ftr xmlns:wpc="http://schemas.microsoft.com/office/word/2010/wordprocessingCanvas" xmlns:cx="http://schemas.microsoft.com/office/drawing/2014/chartex" xmlns:cx1="http://schemas.microsoft.com/office/drawing/2015/9/8/chartex" xmlns:cx2="http://schemas.microsoft.com/office/drawing/2015/10/21/chartex" xmlns:cx3="http://schemas.microsoft.com/office/drawing/2016/5/9/chartex" xmlns:cx4="http://schemas.microsoft.com/office/drawing/2016/5/10/chartex" xmlns:cx5="http://schemas.microsoft.com/office/drawing/2016/5/11/chartex" xmlns:cx6="http://schemas.microsoft.com/office/drawing/2016/5/12/chartex" xmlns:cx7="http://schemas.microsoft.com/office/drawing/2016/5/13/chartex" xmlns:cx8="http://schemas.microsoft.com/office/drawing/2016/5/14/chartex" xmlns:mc="http://schemas.openxmlformats.org/markup-compatibility/2006" xmlns:aink="http://schemas.microsoft.com/office/drawing/2016/ink" xmlns:am3d="http://schemas.microsoft.com/office/drawing/2017/model3d" xmlns:o="urn:schemas-microsoft-com:office:office" xmlns:r="http://schemas.openxmlformats.org/officeDocument/2006/relationships" xmlns:m="http://schemas.openxmlformats.org/officeDocument/2006/math" xmlns:v="urn:schemas-microsoft-com:vml" xmlns:wp14="http://schemas.microsoft.com/office/word/2010/wordprocessingDrawing" xmlns:wp="http://schemas.openxmlformats.org/drawingml/2006/wordprocessingDrawing" xmlns:w10="urn:schemas-microsoft-com:office:word" xmlns:w="http://schemas.openxmlformats.org/wordprocessingml/2006/main" xmlns:w14="http://schemas.microsoft.com/office/word/2010/wordml" xmlns:w15="http://schemas.microsoft.com/office/word/2012/wordml" xmlns:w16cid="http://schemas.microsoft.com/office/word/2016/wordml/cid" xmlns:w16se="http://schemas.microsoft.com/office/word/2015/wordml/symex" xmlns:wpg="http://schemas.microsoft.com/office/word/2010/wordprocessingGroup" xmlns:wpi="http://schemas.microsoft.com/office/word/2010/wordprocessingInk" xmlns:wne="http://schemas.microsoft.com/office/word/2006/wordml" xmlns:wps="http://schemas.microsoft.com/office/word/2010/wordprocessingShape" mc:Ignorable="w14 w15 w16se w16cid wp14">
+<w:ftr xmlns:wpc="http://schemas.microsoft.com/office/word/2010/wordprocessingCanvas" xmlns:cx="http://schemas.microsoft.com/office/drawing/2014/chartex" xmlns:cx1="http://schemas.microsoft.com/office/drawing/2015/9/8/chartex" xmlns:cx2="http://schemas.microsoft.com/office/drawing/2015/10/21/chartex" xmlns:cx3="http://schemas.microsoft.com/office/drawing/2016/5/9/chartex" xmlns:cx4="http://schemas.microsoft.com/office/drawing/2016/5/10/chartex" xmlns:cx5="http://schemas.microsoft.com/office/drawing/2016/5/11/chartex" xmlns:cx6="http://schemas.microsoft.com/office/drawing/2016/5/12/chartex" xmlns:cx7="http://schemas.microsoft.com/office/drawing/2016/5/13/chartex" xmlns:cx8="http://schemas.microsoft.com/office/drawing/2016/5/14/chartex" xmlns:mc="http://schemas.openxmlformats.org/markup-compatibility/2006" xmlns:aink="http://schemas.microsoft.com/office/drawing/2016/ink" xmlns:am3d="http://schemas.microsoft.com/office/drawing/2017/model3d" xmlns:o="urn:schemas-microsoft-com:office:office" xmlns:oel="http://schemas.microsoft.com/office/2019/extlst" xmlns:r="http://schemas.openxmlformats.org/officeDocument/2006/relationships" xmlns:m="http://schemas.openxmlformats.org/officeDocument/2006/math" xmlns:v="urn:schemas-microsoft-com:vml" xmlns:wp14="http://schemas.microsoft.com/office/word/2010/wordprocessingDrawing" xmlns:wp="http://schemas.openxmlformats.org/drawingml/2006/wordprocessingDrawing" xmlns:w10="urn:schemas-microsoft-com:office:word" xmlns:w="http://schemas.openxmlformats.org/wordprocessingml/2006/main" xmlns:w14="http://schemas.microsoft.com/office/word/2010/wordml" xmlns:w15="http://schemas.microsoft.com/office/word/2012/wordml" xmlns:w16cex="http://schemas.microsoft.com/office/word/2018/wordml/cex" xmlns:w16cid="http://schemas.microsoft.com/office/word/2016/wordml/cid" xmlns:w16="http://schemas.microsoft.com/office/word/2018/wordml" xmlns:w16du="http://schemas.microsoft.com/office/word/2023/wordml/word16du" xmlns:w16sdtdh="http://schemas.microsoft.com/office/word/2020/wordml/sdtdatahash" xmlns:w16sdtfl="http://schemas.microsoft.com/office/word/2024/wordml/sdtformatlock" xmlns:w16se="http://schemas.microsoft.com/office/word/2015/wordml/symex" xmlns:wpg="http://schemas.microsoft.com/office/word/2010/wordprocessingGroup" xmlns:wpi="http://schemas.microsoft.com/office/word/2010/wordprocessingInk" xmlns:wne="http://schemas.microsoft.com/office/word/2006/wordml" xmlns:wps="http://schemas.microsoft.com/office/word/2010/wordprocessingShape" mc:Ignorable="w14 w15 w16se w16cid w16 w16cex w16sdtdh w16sdtfl w16du wp14">
   <w:sdt>
     <w:sdtPr>
       <w:id w:val="-552073365"/>
@@ -5355,7 +5725,7 @@
 </file>
 
 <file path=word/footer3.xml><?xml version="1.0" encoding="utf-8"?>
-<w:ftr xmlns:wpc="http://schemas.microsoft.com/office/word/2010/wordprocessingCanvas" xmlns:cx="http://schemas.microsoft.com/office/drawing/2014/chartex" xmlns:cx1="http://schemas.microsoft.com/office/drawing/2015/9/8/chartex" xmlns:cx2="http://schemas.microsoft.com/office/drawing/2015/10/21/chartex" xmlns:cx3="http://schemas.microsoft.com/office/drawing/2016/5/9/chartex" xmlns:cx4="http://schemas.microsoft.com/office/drawing/2016/5/10/chartex" xmlns:cx5="http://schemas.microsoft.com/office/drawing/2016/5/11/chartex" xmlns:cx6="http://schemas.microsoft.com/office/drawing/2016/5/12/chartex" xmlns:cx7="http://schemas.microsoft.com/office/drawing/2016/5/13/chartex" xmlns:cx8="http://schemas.microsoft.com/office/drawing/2016/5/14/chartex" xmlns:mc="http://schemas.openxmlformats.org/markup-compatibility/2006" xmlns:aink="http://schemas.microsoft.com/office/drawing/2016/ink" xmlns:am3d="http://schemas.microsoft.com/office/drawing/2017/model3d" xmlns:o="urn:schemas-microsoft-com:office:office" xmlns:r="http://schemas.openxmlformats.org/officeDocument/2006/relationships" xmlns:m="http://schemas.openxmlformats.org/officeDocument/2006/math" xmlns:v="urn:schemas-microsoft-com:vml" xmlns:wp14="http://schemas.microsoft.com/office/word/2010/wordprocessingDrawing" xmlns:wp="http://schemas.openxmlformats.org/drawingml/2006/wordprocessingDrawing" xmlns:w10="urn:schemas-microsoft-com:office:word" xmlns:w="http://schemas.openxmlformats.org/wordprocessingml/2006/main" xmlns:w14="http://schemas.microsoft.com/office/word/2010/wordml" xmlns:w15="http://schemas.microsoft.com/office/word/2012/wordml" xmlns:w16cid="http://schemas.microsoft.com/office/word/2016/wordml/cid" xmlns:w16se="http://schemas.microsoft.com/office/word/2015/wordml/symex" xmlns:wpg="http://schemas.microsoft.com/office/word/2010/wordprocessingGroup" xmlns:wpi="http://schemas.microsoft.com/office/word/2010/wordprocessingInk" xmlns:wne="http://schemas.microsoft.com/office/word/2006/wordml" xmlns:wps="http://schemas.microsoft.com/office/word/2010/wordprocessingShape" mc:Ignorable="w14 w15 w16se w16cid wp14">
+<w:ftr xmlns:wpc="http://schemas.microsoft.com/office/word/2010/wordprocessingCanvas" xmlns:cx="http://schemas.microsoft.com/office/drawing/2014/chartex" xmlns:cx1="http://schemas.microsoft.com/office/drawing/2015/9/8/chartex" xmlns:cx2="http://schemas.microsoft.com/office/drawing/2015/10/21/chartex" xmlns:cx3="http://schemas.microsoft.com/office/drawing/2016/5/9/chartex" xmlns:cx4="http://schemas.microsoft.com/office/drawing/2016/5/10/chartex" xmlns:cx5="http://schemas.microsoft.com/office/drawing/2016/5/11/chartex" xmlns:cx6="http://schemas.microsoft.com/office/drawing/2016/5/12/chartex" xmlns:cx7="http://schemas.microsoft.com/office/drawing/2016/5/13/chartex" xmlns:cx8="http://schemas.microsoft.com/office/drawing/2016/5/14/chartex" xmlns:mc="http://schemas.openxmlformats.org/markup-compatibility/2006" xmlns:aink="http://schemas.microsoft.com/office/drawing/2016/ink" xmlns:am3d="http://schemas.microsoft.com/office/drawing/2017/model3d" xmlns:o="urn:schemas-microsoft-com:office:office" xmlns:oel="http://schemas.microsoft.com/office/2019/extlst" xmlns:r="http://schemas.openxmlformats.org/officeDocument/2006/relationships" xmlns:m="http://schemas.openxmlformats.org/officeDocument/2006/math" xmlns:v="urn:schemas-microsoft-com:vml" xmlns:wp14="http://schemas.microsoft.com/office/word/2010/wordprocessingDrawing" xmlns:wp="http://schemas.openxmlformats.org/drawingml/2006/wordprocessingDrawing" xmlns:w10="urn:schemas-microsoft-com:office:word" xmlns:w="http://schemas.openxmlformats.org/wordprocessingml/2006/main" xmlns:w14="http://schemas.microsoft.com/office/word/2010/wordml" xmlns:w15="http://schemas.microsoft.com/office/word/2012/wordml" xmlns:w16cex="http://schemas.microsoft.com/office/word/2018/wordml/cex" xmlns:w16cid="http://schemas.microsoft.com/office/word/2016/wordml/cid" xmlns:w16="http://schemas.microsoft.com/office/word/2018/wordml" xmlns:w16du="http://schemas.microsoft.com/office/word/2023/wordml/word16du" xmlns:w16sdtdh="http://schemas.microsoft.com/office/word/2020/wordml/sdtdatahash" xmlns:w16sdtfl="http://schemas.microsoft.com/office/word/2024/wordml/sdtformatlock" xmlns:w16se="http://schemas.microsoft.com/office/word/2015/wordml/symex" xmlns:wpg="http://schemas.microsoft.com/office/word/2010/wordprocessingGroup" xmlns:wpi="http://schemas.microsoft.com/office/word/2010/wordprocessingInk" xmlns:wne="http://schemas.microsoft.com/office/word/2006/wordml" xmlns:wps="http://schemas.microsoft.com/office/word/2010/wordprocessingShape" mc:Ignorable="w14 w15 w16se w16cid w16 w16cex w16sdtdh w16sdtfl w16du wp14">
   <w:sdt>
     <w:sdtPr>
       <w:id w:val="4715308"/>
@@ -5417,7 +5787,7 @@
               <w:rPr>
                 <w:noProof/>
               </w:rPr>
-              <w:t>2020</w:t>
+              <w:t>2026</w:t>
             </w:r>
             <w:r>
               <w:fldChar w:fldCharType="end"/>
@@ -5500,7 +5870,7 @@
 </file>
 
 <file path=word/footnotes.xml><?xml version="1.0" encoding="utf-8"?>
-<w:footnotes xmlns:wpc="http://schemas.microsoft.com/office/word/2010/wordprocessingCanvas" xmlns:cx="http://schemas.microsoft.com/office/drawing/2014/chartex" xmlns:cx1="http://schemas.microsoft.com/office/drawing/2015/9/8/chartex" xmlns:cx2="http://schemas.microsoft.com/office/drawing/2015/10/21/chartex" xmlns:cx3="http://schemas.microsoft.com/office/drawing/2016/5/9/chartex" xmlns:cx4="http://schemas.microsoft.com/office/drawing/2016/5/10/chartex" xmlns:cx5="http://schemas.microsoft.com/office/drawing/2016/5/11/chartex" xmlns:cx6="http://schemas.microsoft.com/office/drawing/2016/5/12/chartex" xmlns:cx7="http://schemas.microsoft.com/office/drawing/2016/5/13/chartex" xmlns:cx8="http://schemas.microsoft.com/office/drawing/2016/5/14/chartex" xmlns:mc="http://schemas.openxmlformats.org/markup-compatibility/2006" xmlns:aink="http://schemas.microsoft.com/office/drawing/2016/ink" xmlns:am3d="http://schemas.microsoft.com/office/drawing/2017/model3d" xmlns:o="urn:schemas-microsoft-com:office:office" xmlns:r="http://schemas.openxmlformats.org/officeDocument/2006/relationships" xmlns:m="http://schemas.openxmlformats.org/officeDocument/2006/math" xmlns:v="urn:schemas-microsoft-com:vml" xmlns:wp14="http://schemas.microsoft.com/office/word/2010/wordprocessingDrawing" xmlns:wp="http://schemas.openxmlformats.org/drawingml/2006/wordprocessingDrawing" xmlns:w10="urn:schemas-microsoft-com:office:word" xmlns:w="http://schemas.openxmlformats.org/wordprocessingml/2006/main" xmlns:w14="http://schemas.microsoft.com/office/word/2010/wordml" xmlns:w15="http://schemas.microsoft.com/office/word/2012/wordml" xmlns:w16cid="http://schemas.microsoft.com/office/word/2016/wordml/cid" xmlns:w16se="http://schemas.microsoft.com/office/word/2015/wordml/symex" xmlns:wpg="http://schemas.microsoft.com/office/word/2010/wordprocessingGroup" xmlns:wpi="http://schemas.microsoft.com/office/word/2010/wordprocessingInk" xmlns:wne="http://schemas.microsoft.com/office/word/2006/wordml" xmlns:wps="http://schemas.microsoft.com/office/word/2010/wordprocessingShape" mc:Ignorable="w14 w15 w16se w16cid wp14">
+<w:footnotes xmlns:wpc="http://schemas.microsoft.com/office/word/2010/wordprocessingCanvas" xmlns:cx="http://schemas.microsoft.com/office/drawing/2014/chartex" xmlns:cx1="http://schemas.microsoft.com/office/drawing/2015/9/8/chartex" xmlns:cx2="http://schemas.microsoft.com/office/drawing/2015/10/21/chartex" xmlns:cx3="http://schemas.microsoft.com/office/drawing/2016/5/9/chartex" xmlns:cx4="http://schemas.microsoft.com/office/drawing/2016/5/10/chartex" xmlns:cx5="http://schemas.microsoft.com/office/drawing/2016/5/11/chartex" xmlns:cx6="http://schemas.microsoft.com/office/drawing/2016/5/12/chartex" xmlns:cx7="http://schemas.microsoft.com/office/drawing/2016/5/13/chartex" xmlns:cx8="http://schemas.microsoft.com/office/drawing/2016/5/14/chartex" xmlns:mc="http://schemas.openxmlformats.org/markup-compatibility/2006" xmlns:aink="http://schemas.microsoft.com/office/drawing/2016/ink" xmlns:am3d="http://schemas.microsoft.com/office/drawing/2017/model3d" xmlns:o="urn:schemas-microsoft-com:office:office" xmlns:oel="http://schemas.microsoft.com/office/2019/extlst" xmlns:r="http://schemas.openxmlformats.org/officeDocument/2006/relationships" xmlns:m="http://schemas.openxmlformats.org/officeDocument/2006/math" xmlns:v="urn:schemas-microsoft-com:vml" xmlns:wp14="http://schemas.microsoft.com/office/word/2010/wordprocessingDrawing" xmlns:wp="http://schemas.openxmlformats.org/drawingml/2006/wordprocessingDrawing" xmlns:w10="urn:schemas-microsoft-com:office:word" xmlns:w="http://schemas.openxmlformats.org/wordprocessingml/2006/main" xmlns:w14="http://schemas.microsoft.com/office/word/2010/wordml" xmlns:w15="http://schemas.microsoft.com/office/word/2012/wordml" xmlns:w16cex="http://schemas.microsoft.com/office/word/2018/wordml/cex" xmlns:w16cid="http://schemas.microsoft.com/office/word/2016/wordml/cid" xmlns:w16="http://schemas.microsoft.com/office/word/2018/wordml" xmlns:w16du="http://schemas.microsoft.com/office/word/2023/wordml/word16du" xmlns:w16sdtdh="http://schemas.microsoft.com/office/word/2020/wordml/sdtdatahash" xmlns:w16sdtfl="http://schemas.microsoft.com/office/word/2024/wordml/sdtformatlock" xmlns:w16se="http://schemas.microsoft.com/office/word/2015/wordml/symex" xmlns:wpg="http://schemas.microsoft.com/office/word/2010/wordprocessingGroup" xmlns:wpi="http://schemas.microsoft.com/office/word/2010/wordprocessingInk" xmlns:wne="http://schemas.microsoft.com/office/word/2006/wordml" xmlns:wps="http://schemas.microsoft.com/office/word/2010/wordprocessingShape" mc:Ignorable="w14 w15 w16se w16cid w16 w16cex w16sdtdh w16sdtfl w16du wp14">
   <w:footnote w:type="separator" w:id="-1">
     <w:p>
       <w:pPr>
@@ -5527,7 +5897,7 @@
 </file>
 
 <file path=word/header1.xml><?xml version="1.0" encoding="utf-8"?>
-<w:hdr xmlns:wpc="http://schemas.microsoft.com/office/word/2010/wordprocessingCanvas" xmlns:cx="http://schemas.microsoft.com/office/drawing/2014/chartex" xmlns:cx1="http://schemas.microsoft.com/office/drawing/2015/9/8/chartex" xmlns:cx2="http://schemas.microsoft.com/office/drawing/2015/10/21/chartex" xmlns:cx3="http://schemas.microsoft.com/office/drawing/2016/5/9/chartex" xmlns:cx4="http://schemas.microsoft.com/office/drawing/2016/5/10/chartex" xmlns:cx5="http://schemas.microsoft.com/office/drawing/2016/5/11/chartex" xmlns:cx6="http://schemas.microsoft.com/office/drawing/2016/5/12/chartex" xmlns:cx7="http://schemas.microsoft.com/office/drawing/2016/5/13/chartex" xmlns:cx8="http://schemas.microsoft.com/office/drawing/2016/5/14/chartex" xmlns:mc="http://schemas.openxmlformats.org/markup-compatibility/2006" xmlns:aink="http://schemas.microsoft.com/office/drawing/2016/ink" xmlns:am3d="http://schemas.microsoft.com/office/drawing/2017/model3d" xmlns:o="urn:schemas-microsoft-com:office:office" xmlns:r="http://schemas.openxmlformats.org/officeDocument/2006/relationships" xmlns:m="http://schemas.openxmlformats.org/officeDocument/2006/math" xmlns:v="urn:schemas-microsoft-com:vml" xmlns:wp14="http://schemas.microsoft.com/office/word/2010/wordprocessingDrawing" xmlns:wp="http://schemas.openxmlformats.org/drawingml/2006/wordprocessingDrawing" xmlns:w10="urn:schemas-microsoft-com:office:word" xmlns:w="http://schemas.openxmlformats.org/wordprocessingml/2006/main" xmlns:w14="http://schemas.microsoft.com/office/word/2010/wordml" xmlns:w15="http://schemas.microsoft.com/office/word/2012/wordml" xmlns:w16cid="http://schemas.microsoft.com/office/word/2016/wordml/cid" xmlns:w16se="http://schemas.microsoft.com/office/word/2015/wordml/symex" xmlns:wpg="http://schemas.microsoft.com/office/word/2010/wordprocessingGroup" xmlns:wpi="http://schemas.microsoft.com/office/word/2010/wordprocessingInk" xmlns:wne="http://schemas.microsoft.com/office/word/2006/wordml" xmlns:wps="http://schemas.microsoft.com/office/word/2010/wordprocessingShape" mc:Ignorable="w14 w15 w16se w16cid wp14">
+<w:hdr xmlns:wpc="http://schemas.microsoft.com/office/word/2010/wordprocessingCanvas" xmlns:cx="http://schemas.microsoft.com/office/drawing/2014/chartex" xmlns:cx1="http://schemas.microsoft.com/office/drawing/2015/9/8/chartex" xmlns:cx2="http://schemas.microsoft.com/office/drawing/2015/10/21/chartex" xmlns:cx3="http://schemas.microsoft.com/office/drawing/2016/5/9/chartex" xmlns:cx4="http://schemas.microsoft.com/office/drawing/2016/5/10/chartex" xmlns:cx5="http://schemas.microsoft.com/office/drawing/2016/5/11/chartex" xmlns:cx6="http://schemas.microsoft.com/office/drawing/2016/5/12/chartex" xmlns:cx7="http://schemas.microsoft.com/office/drawing/2016/5/13/chartex" xmlns:cx8="http://schemas.microsoft.com/office/drawing/2016/5/14/chartex" xmlns:mc="http://schemas.openxmlformats.org/markup-compatibility/2006" xmlns:aink="http://schemas.microsoft.com/office/drawing/2016/ink" xmlns:am3d="http://schemas.microsoft.com/office/drawing/2017/model3d" xmlns:o="urn:schemas-microsoft-com:office:office" xmlns:oel="http://schemas.microsoft.com/office/2019/extlst" xmlns:r="http://schemas.openxmlformats.org/officeDocument/2006/relationships" xmlns:m="http://schemas.openxmlformats.org/officeDocument/2006/math" xmlns:v="urn:schemas-microsoft-com:vml" xmlns:wp14="http://schemas.microsoft.com/office/word/2010/wordprocessingDrawing" xmlns:wp="http://schemas.openxmlformats.org/drawingml/2006/wordprocessingDrawing" xmlns:w10="urn:schemas-microsoft-com:office:word" xmlns:w="http://schemas.openxmlformats.org/wordprocessingml/2006/main" xmlns:w14="http://schemas.microsoft.com/office/word/2010/wordml" xmlns:w15="http://schemas.microsoft.com/office/word/2012/wordml" xmlns:w16cex="http://schemas.microsoft.com/office/word/2018/wordml/cex" xmlns:w16cid="http://schemas.microsoft.com/office/word/2016/wordml/cid" xmlns:w16="http://schemas.microsoft.com/office/word/2018/wordml" xmlns:w16du="http://schemas.microsoft.com/office/word/2023/wordml/word16du" xmlns:w16sdtdh="http://schemas.microsoft.com/office/word/2020/wordml/sdtdatahash" xmlns:w16sdtfl="http://schemas.microsoft.com/office/word/2024/wordml/sdtformatlock" xmlns:w16se="http://schemas.microsoft.com/office/word/2015/wordml/symex" xmlns:wpg="http://schemas.microsoft.com/office/word/2010/wordprocessingGroup" xmlns:wpi="http://schemas.microsoft.com/office/word/2010/wordprocessingInk" xmlns:wne="http://schemas.microsoft.com/office/word/2006/wordml" xmlns:wps="http://schemas.microsoft.com/office/word/2010/wordprocessingShape" mc:Ignorable="w14 w15 w16se w16cid w16 w16cex w16sdtdh w16sdtfl w16du wp14">
   <w:p>
     <w:pPr>
       <w:pStyle w:val="Header"/>
@@ -5632,7 +6002,7 @@
 </file>
 
 <file path=word/header2.xml><?xml version="1.0" encoding="utf-8"?>
-<w:hdr xmlns:wpc="http://schemas.microsoft.com/office/word/2010/wordprocessingCanvas" xmlns:cx="http://schemas.microsoft.com/office/drawing/2014/chartex" xmlns:cx1="http://schemas.microsoft.com/office/drawing/2015/9/8/chartex" xmlns:cx2="http://schemas.microsoft.com/office/drawing/2015/10/21/chartex" xmlns:cx3="http://schemas.microsoft.com/office/drawing/2016/5/9/chartex" xmlns:cx4="http://schemas.microsoft.com/office/drawing/2016/5/10/chartex" xmlns:cx5="http://schemas.microsoft.com/office/drawing/2016/5/11/chartex" xmlns:cx6="http://schemas.microsoft.com/office/drawing/2016/5/12/chartex" xmlns:cx7="http://schemas.microsoft.com/office/drawing/2016/5/13/chartex" xmlns:cx8="http://schemas.microsoft.com/office/drawing/2016/5/14/chartex" xmlns:mc="http://schemas.openxmlformats.org/markup-compatibility/2006" xmlns:aink="http://schemas.microsoft.com/office/drawing/2016/ink" xmlns:am3d="http://schemas.microsoft.com/office/drawing/2017/model3d" xmlns:o="urn:schemas-microsoft-com:office:office" xmlns:r="http://schemas.openxmlformats.org/officeDocument/2006/relationships" xmlns:m="http://schemas.openxmlformats.org/officeDocument/2006/math" xmlns:v="urn:schemas-microsoft-com:vml" xmlns:wp14="http://schemas.microsoft.com/office/word/2010/wordprocessingDrawing" xmlns:wp="http://schemas.openxmlformats.org/drawingml/2006/wordprocessingDrawing" xmlns:w10="urn:schemas-microsoft-com:office:word" xmlns:w="http://schemas.openxmlformats.org/wordprocessingml/2006/main" xmlns:w14="http://schemas.microsoft.com/office/word/2010/wordml" xmlns:w15="http://schemas.microsoft.com/office/word/2012/wordml" xmlns:w16cid="http://schemas.microsoft.com/office/word/2016/wordml/cid" xmlns:w16se="http://schemas.microsoft.com/office/word/2015/wordml/symex" xmlns:wpg="http://schemas.microsoft.com/office/word/2010/wordprocessingGroup" xmlns:wpi="http://schemas.microsoft.com/office/word/2010/wordprocessingInk" xmlns:wne="http://schemas.microsoft.com/office/word/2006/wordml" xmlns:wps="http://schemas.microsoft.com/office/word/2010/wordprocessingShape" mc:Ignorable="w14 w15 w16se w16cid wp14">
+<w:hdr xmlns:wpc="http://schemas.microsoft.com/office/word/2010/wordprocessingCanvas" xmlns:cx="http://schemas.microsoft.com/office/drawing/2014/chartex" xmlns:cx1="http://schemas.microsoft.com/office/drawing/2015/9/8/chartex" xmlns:cx2="http://schemas.microsoft.com/office/drawing/2015/10/21/chartex" xmlns:cx3="http://schemas.microsoft.com/office/drawing/2016/5/9/chartex" xmlns:cx4="http://schemas.microsoft.com/office/drawing/2016/5/10/chartex" xmlns:cx5="http://schemas.microsoft.com/office/drawing/2016/5/11/chartex" xmlns:cx6="http://schemas.microsoft.com/office/drawing/2016/5/12/chartex" xmlns:cx7="http://schemas.microsoft.com/office/drawing/2016/5/13/chartex" xmlns:cx8="http://schemas.microsoft.com/office/drawing/2016/5/14/chartex" xmlns:mc="http://schemas.openxmlformats.org/markup-compatibility/2006" xmlns:aink="http://schemas.microsoft.com/office/drawing/2016/ink" xmlns:am3d="http://schemas.microsoft.com/office/drawing/2017/model3d" xmlns:o="urn:schemas-microsoft-com:office:office" xmlns:oel="http://schemas.microsoft.com/office/2019/extlst" xmlns:r="http://schemas.openxmlformats.org/officeDocument/2006/relationships" xmlns:m="http://schemas.openxmlformats.org/officeDocument/2006/math" xmlns:v="urn:schemas-microsoft-com:vml" xmlns:wp14="http://schemas.microsoft.com/office/word/2010/wordprocessingDrawing" xmlns:wp="http://schemas.openxmlformats.org/drawingml/2006/wordprocessingDrawing" xmlns:w10="urn:schemas-microsoft-com:office:word" xmlns:w="http://schemas.openxmlformats.org/wordprocessingml/2006/main" xmlns:w14="http://schemas.microsoft.com/office/word/2010/wordml" xmlns:w15="http://schemas.microsoft.com/office/word/2012/wordml" xmlns:w16cex="http://schemas.microsoft.com/office/word/2018/wordml/cex" xmlns:w16cid="http://schemas.microsoft.com/office/word/2016/wordml/cid" xmlns:w16="http://schemas.microsoft.com/office/word/2018/wordml" xmlns:w16du="http://schemas.microsoft.com/office/word/2023/wordml/word16du" xmlns:w16sdtdh="http://schemas.microsoft.com/office/word/2020/wordml/sdtdatahash" xmlns:w16sdtfl="http://schemas.microsoft.com/office/word/2024/wordml/sdtformatlock" xmlns:w16se="http://schemas.microsoft.com/office/word/2015/wordml/symex" xmlns:wpg="http://schemas.microsoft.com/office/word/2010/wordprocessingGroup" xmlns:wpi="http://schemas.microsoft.com/office/word/2010/wordprocessingInk" xmlns:wne="http://schemas.microsoft.com/office/word/2006/wordml" xmlns:wps="http://schemas.microsoft.com/office/word/2010/wordprocessingShape" mc:Ignorable="w14 w15 w16se w16cid w16 w16cex w16sdtdh w16sdtfl w16du wp14">
   <w:p>
     <w:pPr>
       <w:pStyle w:val="Header"/>
@@ -5713,7 +6083,7 @@
 </file>
 
 <file path=word/header3.xml><?xml version="1.0" encoding="utf-8"?>
-<w:hdr xmlns:wpc="http://schemas.microsoft.com/office/word/2010/wordprocessingCanvas" xmlns:cx="http://schemas.microsoft.com/office/drawing/2014/chartex" xmlns:cx1="http://schemas.microsoft.com/office/drawing/2015/9/8/chartex" xmlns:cx2="http://schemas.microsoft.com/office/drawing/2015/10/21/chartex" xmlns:cx3="http://schemas.microsoft.com/office/drawing/2016/5/9/chartex" xmlns:cx4="http://schemas.microsoft.com/office/drawing/2016/5/10/chartex" xmlns:cx5="http://schemas.microsoft.com/office/drawing/2016/5/11/chartex" xmlns:cx6="http://schemas.microsoft.com/office/drawing/2016/5/12/chartex" xmlns:cx7="http://schemas.microsoft.com/office/drawing/2016/5/13/chartex" xmlns:cx8="http://schemas.microsoft.com/office/drawing/2016/5/14/chartex" xmlns:mc="http://schemas.openxmlformats.org/markup-compatibility/2006" xmlns:aink="http://schemas.microsoft.com/office/drawing/2016/ink" xmlns:am3d="http://schemas.microsoft.com/office/drawing/2017/model3d" xmlns:o="urn:schemas-microsoft-com:office:office" xmlns:r="http://schemas.openxmlformats.org/officeDocument/2006/relationships" xmlns:m="http://schemas.openxmlformats.org/officeDocument/2006/math" xmlns:v="urn:schemas-microsoft-com:vml" xmlns:wp14="http://schemas.microsoft.com/office/word/2010/wordprocessingDrawing" xmlns:wp="http://schemas.openxmlformats.org/drawingml/2006/wordprocessingDrawing" xmlns:w10="urn:schemas-microsoft-com:office:word" xmlns:w="http://schemas.openxmlformats.org/wordprocessingml/2006/main" xmlns:w14="http://schemas.microsoft.com/office/word/2010/wordml" xmlns:w15="http://schemas.microsoft.com/office/word/2012/wordml" xmlns:w16cid="http://schemas.microsoft.com/office/word/2016/wordml/cid" xmlns:w16se="http://schemas.microsoft.com/office/word/2015/wordml/symex" xmlns:wpg="http://schemas.microsoft.com/office/word/2010/wordprocessingGroup" xmlns:wpi="http://schemas.microsoft.com/office/word/2010/wordprocessingInk" xmlns:wne="http://schemas.microsoft.com/office/word/2006/wordml" xmlns:wps="http://schemas.microsoft.com/office/word/2010/wordprocessingShape" mc:Ignorable="w14 w15 w16se w16cid wp14">
+<w:hdr xmlns:wpc="http://schemas.microsoft.com/office/word/2010/wordprocessingCanvas" xmlns:cx="http://schemas.microsoft.com/office/drawing/2014/chartex" xmlns:cx1="http://schemas.microsoft.com/office/drawing/2015/9/8/chartex" xmlns:cx2="http://schemas.microsoft.com/office/drawing/2015/10/21/chartex" xmlns:cx3="http://schemas.microsoft.com/office/drawing/2016/5/9/chartex" xmlns:cx4="http://schemas.microsoft.com/office/drawing/2016/5/10/chartex" xmlns:cx5="http://schemas.microsoft.com/office/drawing/2016/5/11/chartex" xmlns:cx6="http://schemas.microsoft.com/office/drawing/2016/5/12/chartex" xmlns:cx7="http://schemas.microsoft.com/office/drawing/2016/5/13/chartex" xmlns:cx8="http://schemas.microsoft.com/office/drawing/2016/5/14/chartex" xmlns:mc="http://schemas.openxmlformats.org/markup-compatibility/2006" xmlns:aink="http://schemas.microsoft.com/office/drawing/2016/ink" xmlns:am3d="http://schemas.microsoft.com/office/drawing/2017/model3d" xmlns:o="urn:schemas-microsoft-com:office:office" xmlns:oel="http://schemas.microsoft.com/office/2019/extlst" xmlns:r="http://schemas.openxmlformats.org/officeDocument/2006/relationships" xmlns:m="http://schemas.openxmlformats.org/officeDocument/2006/math" xmlns:v="urn:schemas-microsoft-com:vml" xmlns:wp14="http://schemas.microsoft.com/office/word/2010/wordprocessingDrawing" xmlns:wp="http://schemas.openxmlformats.org/drawingml/2006/wordprocessingDrawing" xmlns:w10="urn:schemas-microsoft-com:office:word" xmlns:w="http://schemas.openxmlformats.org/wordprocessingml/2006/main" xmlns:w14="http://schemas.microsoft.com/office/word/2010/wordml" xmlns:w15="http://schemas.microsoft.com/office/word/2012/wordml" xmlns:w16cex="http://schemas.microsoft.com/office/word/2018/wordml/cex" xmlns:w16cid="http://schemas.microsoft.com/office/word/2016/wordml/cid" xmlns:w16="http://schemas.microsoft.com/office/word/2018/wordml" xmlns:w16du="http://schemas.microsoft.com/office/word/2023/wordml/word16du" xmlns:w16sdtdh="http://schemas.microsoft.com/office/word/2020/wordml/sdtdatahash" xmlns:w16sdtfl="http://schemas.microsoft.com/office/word/2024/wordml/sdtformatlock" xmlns:w16se="http://schemas.microsoft.com/office/word/2015/wordml/symex" xmlns:wpg="http://schemas.microsoft.com/office/word/2010/wordprocessingGroup" xmlns:wpi="http://schemas.microsoft.com/office/word/2010/wordprocessingInk" xmlns:wne="http://schemas.microsoft.com/office/word/2006/wordml" xmlns:wps="http://schemas.microsoft.com/office/word/2010/wordprocessingShape" mc:Ignorable="w14 w15 w16se w16cid w16 w16cex w16sdtdh w16sdtfl w16du wp14">
   <w:p>
     <w:pPr>
       <w:pStyle w:val="Header"/>
@@ -5723,7 +6093,7 @@
 </file>
 
 <file path=word/numbering.xml><?xml version="1.0" encoding="utf-8"?>
-<w:numbering xmlns:wpc="http://schemas.microsoft.com/office/word/2010/wordprocessingCanvas" xmlns:cx="http://schemas.microsoft.com/office/drawing/2014/chartex" xmlns:cx1="http://schemas.microsoft.com/office/drawing/2015/9/8/chartex" xmlns:cx2="http://schemas.microsoft.com/office/drawing/2015/10/21/chartex" xmlns:cx3="http://schemas.microsoft.com/office/drawing/2016/5/9/chartex" xmlns:cx4="http://schemas.microsoft.com/office/drawing/2016/5/10/chartex" xmlns:cx5="http://schemas.microsoft.com/office/drawing/2016/5/11/chartex" xmlns:cx6="http://schemas.microsoft.com/office/drawing/2016/5/12/chartex" xmlns:cx7="http://schemas.microsoft.com/office/drawing/2016/5/13/chartex" xmlns:cx8="http://schemas.microsoft.com/office/drawing/2016/5/14/chartex" xmlns:mc="http://schemas.openxmlformats.org/markup-compatibility/2006" xmlns:aink="http://schemas.microsoft.com/office/drawing/2016/ink" xmlns:am3d="http://schemas.microsoft.com/office/drawing/2017/model3d" xmlns:o="urn:schemas-microsoft-com:office:office" xmlns:r="http://schemas.openxmlformats.org/officeDocument/2006/relationships" xmlns:m="http://schemas.openxmlformats.org/officeDocument/2006/math" xmlns:v="urn:schemas-microsoft-com:vml" xmlns:wp14="http://schemas.microsoft.com/office/word/2010/wordprocessingDrawing" xmlns:wp="http://schemas.openxmlformats.org/drawingml/2006/wordprocessingDrawing" xmlns:w10="urn:schemas-microsoft-com:office:word" xmlns:w="http://schemas.openxmlformats.org/wordprocessingml/2006/main" xmlns:w14="http://schemas.microsoft.com/office/word/2010/wordml" xmlns:w15="http://schemas.microsoft.com/office/word/2012/wordml" xmlns:w16cid="http://schemas.microsoft.com/office/word/2016/wordml/cid" xmlns:w16se="http://schemas.microsoft.com/office/word/2015/wordml/symex" xmlns:wpg="http://schemas.microsoft.com/office/word/2010/wordprocessingGroup" xmlns:wpi="http://schemas.microsoft.com/office/word/2010/wordprocessingInk" xmlns:wne="http://schemas.microsoft.com/office/word/2006/wordml" xmlns:wps="http://schemas.microsoft.com/office/word/2010/wordprocessingShape" mc:Ignorable="w14 w15 w16se w16cid wp14">
+<w:numbering xmlns:wpc="http://schemas.microsoft.com/office/word/2010/wordprocessingCanvas" xmlns:cx="http://schemas.microsoft.com/office/drawing/2014/chartex" xmlns:cx1="http://schemas.microsoft.com/office/drawing/2015/9/8/chartex" xmlns:cx2="http://schemas.microsoft.com/office/drawing/2015/10/21/chartex" xmlns:cx3="http://schemas.microsoft.com/office/drawing/2016/5/9/chartex" xmlns:cx4="http://schemas.microsoft.com/office/drawing/2016/5/10/chartex" xmlns:cx5="http://schemas.microsoft.com/office/drawing/2016/5/11/chartex" xmlns:cx6="http://schemas.microsoft.com/office/drawing/2016/5/12/chartex" xmlns:cx7="http://schemas.microsoft.com/office/drawing/2016/5/13/chartex" xmlns:cx8="http://schemas.microsoft.com/office/drawing/2016/5/14/chartex" xmlns:mc="http://schemas.openxmlformats.org/markup-compatibility/2006" xmlns:aink="http://schemas.microsoft.com/office/drawing/2016/ink" xmlns:am3d="http://schemas.microsoft.com/office/drawing/2017/model3d" xmlns:o="urn:schemas-microsoft-com:office:office" xmlns:oel="http://schemas.microsoft.com/office/2019/extlst" xmlns:r="http://schemas.openxmlformats.org/officeDocument/2006/relationships" xmlns:m="http://schemas.openxmlformats.org/officeDocument/2006/math" xmlns:v="urn:schemas-microsoft-com:vml" xmlns:wp14="http://schemas.microsoft.com/office/word/2010/wordprocessingDrawing" xmlns:wp="http://schemas.openxmlformats.org/drawingml/2006/wordprocessingDrawing" xmlns:w10="urn:schemas-microsoft-com:office:word" xmlns:w="http://schemas.openxmlformats.org/wordprocessingml/2006/main" xmlns:w14="http://schemas.microsoft.com/office/word/2010/wordml" xmlns:w15="http://schemas.microsoft.com/office/word/2012/wordml" xmlns:w16cex="http://schemas.microsoft.com/office/word/2018/wordml/cex" xmlns:w16cid="http://schemas.microsoft.com/office/word/2016/wordml/cid" xmlns:w16="http://schemas.microsoft.com/office/word/2018/wordml" xmlns:w16du="http://schemas.microsoft.com/office/word/2023/wordml/word16du" xmlns:w16sdtdh="http://schemas.microsoft.com/office/word/2020/wordml/sdtdatahash" xmlns:w16sdtfl="http://schemas.microsoft.com/office/word/2024/wordml/sdtformatlock" xmlns:w16se="http://schemas.microsoft.com/office/word/2015/wordml/symex" xmlns:wpg="http://schemas.microsoft.com/office/word/2010/wordprocessingGroup" xmlns:wpi="http://schemas.microsoft.com/office/word/2010/wordprocessingInk" xmlns:wne="http://schemas.microsoft.com/office/word/2006/wordml" xmlns:wps="http://schemas.microsoft.com/office/word/2010/wordprocessingShape" mc:Ignorable="w14 w15 w16se w16cid w16 w16cex w16sdtdh w16sdtfl w16du wp14">
   <w:abstractNum w:abstractNumId="0" w15:restartNumberingAfterBreak="0">
     <w:nsid w:val="01A42758"/>
     <w:multiLevelType w:val="hybridMultilevel"/>
@@ -8920,107 +9290,107 @@
       </w:pPr>
     </w:lvl>
   </w:abstractNum>
-  <w:num w:numId="1">
+  <w:num w:numId="1" w16cid:durableId="1893885500">
     <w:abstractNumId w:val="4"/>
   </w:num>
-  <w:num w:numId="2">
+  <w:num w:numId="2" w16cid:durableId="892037812">
     <w:abstractNumId w:val="19"/>
   </w:num>
-  <w:num w:numId="3">
+  <w:num w:numId="3" w16cid:durableId="2064861704">
     <w:abstractNumId w:val="29"/>
   </w:num>
-  <w:num w:numId="4">
+  <w:num w:numId="4" w16cid:durableId="778375491">
     <w:abstractNumId w:val="29"/>
     <w:lvlOverride w:ilvl="0">
       <w:startOverride w:val="1"/>
     </w:lvlOverride>
   </w:num>
-  <w:num w:numId="5">
+  <w:num w:numId="5" w16cid:durableId="1426538132">
     <w:abstractNumId w:val="16"/>
   </w:num>
-  <w:num w:numId="6">
+  <w:num w:numId="6" w16cid:durableId="1743676346">
     <w:abstractNumId w:val="3"/>
   </w:num>
-  <w:num w:numId="7">
+  <w:num w:numId="7" w16cid:durableId="1567297378">
     <w:abstractNumId w:val="21"/>
   </w:num>
-  <w:num w:numId="8">
+  <w:num w:numId="8" w16cid:durableId="985205205">
     <w:abstractNumId w:val="2"/>
   </w:num>
-  <w:num w:numId="9">
+  <w:num w:numId="9" w16cid:durableId="510991190">
     <w:abstractNumId w:val="15"/>
   </w:num>
-  <w:num w:numId="10">
+  <w:num w:numId="10" w16cid:durableId="1754012606">
     <w:abstractNumId w:val="26"/>
   </w:num>
-  <w:num w:numId="11">
+  <w:num w:numId="11" w16cid:durableId="1295872608">
     <w:abstractNumId w:val="17"/>
   </w:num>
-  <w:num w:numId="12">
+  <w:num w:numId="12" w16cid:durableId="650057051">
     <w:abstractNumId w:val="27"/>
   </w:num>
-  <w:num w:numId="13">
+  <w:num w:numId="13" w16cid:durableId="29379526">
     <w:abstractNumId w:val="18"/>
   </w:num>
-  <w:num w:numId="14">
+  <w:num w:numId="14" w16cid:durableId="637688079">
     <w:abstractNumId w:val="25"/>
   </w:num>
-  <w:num w:numId="15">
+  <w:num w:numId="15" w16cid:durableId="914125936">
     <w:abstractNumId w:val="23"/>
   </w:num>
-  <w:num w:numId="16">
+  <w:num w:numId="16" w16cid:durableId="1143886815">
     <w:abstractNumId w:val="13"/>
   </w:num>
-  <w:num w:numId="17">
+  <w:num w:numId="17" w16cid:durableId="1245144757">
     <w:abstractNumId w:val="5"/>
   </w:num>
-  <w:num w:numId="18">
+  <w:num w:numId="18" w16cid:durableId="751009035">
     <w:abstractNumId w:val="11"/>
   </w:num>
-  <w:num w:numId="19">
+  <w:num w:numId="19" w16cid:durableId="227885981">
     <w:abstractNumId w:val="0"/>
   </w:num>
-  <w:num w:numId="20">
+  <w:num w:numId="20" w16cid:durableId="721754636">
     <w:abstractNumId w:val="10"/>
   </w:num>
-  <w:num w:numId="21">
+  <w:num w:numId="21" w16cid:durableId="1188325821">
     <w:abstractNumId w:val="8"/>
   </w:num>
-  <w:num w:numId="22">
+  <w:num w:numId="22" w16cid:durableId="1600673755">
     <w:abstractNumId w:val="14"/>
   </w:num>
-  <w:num w:numId="23">
+  <w:num w:numId="23" w16cid:durableId="724373838">
     <w:abstractNumId w:val="20"/>
   </w:num>
-  <w:num w:numId="24">
+  <w:num w:numId="24" w16cid:durableId="230194709">
     <w:abstractNumId w:val="22"/>
   </w:num>
-  <w:num w:numId="25">
+  <w:num w:numId="25" w16cid:durableId="1863472422">
     <w:abstractNumId w:val="28"/>
   </w:num>
-  <w:num w:numId="26">
+  <w:num w:numId="26" w16cid:durableId="314144094">
     <w:abstractNumId w:val="7"/>
   </w:num>
-  <w:num w:numId="27">
+  <w:num w:numId="27" w16cid:durableId="1899658597">
     <w:abstractNumId w:val="6"/>
   </w:num>
-  <w:num w:numId="28">
+  <w:num w:numId="28" w16cid:durableId="1411731756">
     <w:abstractNumId w:val="12"/>
   </w:num>
-  <w:num w:numId="29">
+  <w:num w:numId="29" w16cid:durableId="1203203700">
     <w:abstractNumId w:val="24"/>
   </w:num>
-  <w:num w:numId="30">
+  <w:num w:numId="30" w16cid:durableId="2063550985">
     <w:abstractNumId w:val="9"/>
   </w:num>
-  <w:num w:numId="31">
+  <w:num w:numId="31" w16cid:durableId="686103148">
     <w:abstractNumId w:val="1"/>
   </w:num>
 </w:numbering>
 </file>
 
 <file path=word/styles.xml><?xml version="1.0" encoding="utf-8"?>
-<w:styles xmlns:mc="http://schemas.openxmlformats.org/markup-compatibility/2006" xmlns:r="http://schemas.openxmlformats.org/officeDocument/2006/relationships" xmlns:w="http://schemas.openxmlformats.org/wordprocessingml/2006/main" xmlns:w14="http://schemas.microsoft.com/office/word/2010/wordml" xmlns:w15="http://schemas.microsoft.com/office/word/2012/wordml" xmlns:w16cid="http://schemas.microsoft.com/office/word/2016/wordml/cid" xmlns:w16se="http://schemas.microsoft.com/office/word/2015/wordml/symex" mc:Ignorable="w14 w15 w16se w16cid">
+<w:styles xmlns:mc="http://schemas.openxmlformats.org/markup-compatibility/2006" xmlns:r="http://schemas.openxmlformats.org/officeDocument/2006/relationships" xmlns:w="http://schemas.openxmlformats.org/wordprocessingml/2006/main" xmlns:w14="http://schemas.microsoft.com/office/word/2010/wordml" xmlns:w15="http://schemas.microsoft.com/office/word/2012/wordml" xmlns:w16cex="http://schemas.microsoft.com/office/word/2018/wordml/cex" xmlns:w16cid="http://schemas.microsoft.com/office/word/2016/wordml/cid" xmlns:w16="http://schemas.microsoft.com/office/word/2018/wordml" xmlns:w16du="http://schemas.microsoft.com/office/word/2023/wordml/word16du" xmlns:w16sdtdh="http://schemas.microsoft.com/office/word/2020/wordml/sdtdatahash" xmlns:w16sdtfl="http://schemas.microsoft.com/office/word/2024/wordml/sdtformatlock" xmlns:w16se="http://schemas.microsoft.com/office/word/2015/wordml/symex" mc:Ignorable="w14 w15 w16se w16cid w16 w16cex w16sdtdh w16sdtfl w16du">
   <w:docDefaults>
     <w:rPrDefault>
       <w:rPr>
@@ -9142,6 +9512,7 @@
     <w:lsdException w:name="HTML Sample" w:semiHidden="1" w:unhideWhenUsed="1"/>
     <w:lsdException w:name="HTML Typewriter" w:semiHidden="1" w:unhideWhenUsed="1"/>
     <w:lsdException w:name="HTML Variable" w:semiHidden="1" w:unhideWhenUsed="1"/>
+    <w:lsdException w:name="Normal Table" w:semiHidden="1" w:unhideWhenUsed="1"/>
     <w:lsdException w:name="annotation subject" w:semiHidden="1" w:unhideWhenUsed="1"/>
     <w:lsdException w:name="No List" w:semiHidden="1" w:unhideWhenUsed="1"/>
     <w:lsdException w:name="Outline List 1" w:semiHidden="1" w:unhideWhenUsed="1"/>
@@ -9188,8 +9559,10 @@
     <w:lsdException w:name="Table Subtle 2" w:semiHidden="1" w:unhideWhenUsed="1"/>
     <w:lsdException w:name="Table Web 1" w:semiHidden="1" w:unhideWhenUsed="1"/>
     <w:lsdException w:name="Table Web 2" w:semiHidden="1" w:unhideWhenUsed="1"/>
+    <w:lsdException w:name="Table Web 3" w:semiHidden="1" w:unhideWhenUsed="1"/>
     <w:lsdException w:name="Balloon Text" w:semiHidden="1" w:unhideWhenUsed="1"/>
     <w:lsdException w:name="Table Grid" w:uiPriority="39"/>
+    <w:lsdException w:name="Table Theme" w:semiHidden="1" w:unhideWhenUsed="1"/>
     <w:lsdException w:name="Placeholder Text" w:semiHidden="1"/>
     <w:lsdException w:name="No Spacing" w:uiPriority="1" w:qFormat="1"/>
     <w:lsdException w:name="Light Shading" w:uiPriority="60"/>
@@ -10281,6 +10654,20 @@
       <w:szCs w:val="20"/>
     </w:rPr>
   </w:style>
+  <w:style w:type="paragraph" w:styleId="Revision">
+    <w:name w:val="Revision"/>
+    <w:hidden/>
+    <w:uiPriority w:val="99"/>
+    <w:semiHidden/>
+    <w:rsid w:val="007F2345"/>
+    <w:pPr>
+      <w:spacing w:after="0" w:line="240" w:lineRule="auto"/>
+    </w:pPr>
+    <w:rPr>
+      <w:rFonts w:ascii="Calibri" w:hAnsi="Calibri"/>
+      <w:color w:val="333E48"/>
+    </w:rPr>
+  </w:style>
 </w:styles>
 </file>
 
